--- a/build/bruno.bronosky.resume.docx
+++ b/build/bruno.bronosky.resume.docx
@@ -13,7 +13,6 @@
     </w:p>
     <w:p>
       <w:pPr>
-        <w:spacing w:after="0"/>
         <w:jc w:val="center"/>
       </w:pPr>
       <w:hyperlink r:id="rId10">
@@ -95,6 +94,7 @@
     <w:p>
       <w:pPr>
         <w:pStyle w:val="MyBulletStyle"/>
+        <w:keepNext/>
       </w:pPr>
       <w:r>
         <w:t>Develop AI tools to shorten ticket completion times</w:t>
@@ -103,6 +103,7 @@
     <w:p>
       <w:pPr>
         <w:pStyle w:val="MyBulletStyle"/>
+        <w:keepNext/>
       </w:pPr>
       <w:r>
         <w:t>Develop AI tools to on-board new team members</w:t>
@@ -111,9 +112,19 @@
     <w:p>
       <w:pPr>
         <w:pStyle w:val="MyBulletStyle"/>
+        <w:keepNext/>
       </w:pPr>
       <w:r>
         <w:t>Document Dev-Ops processes and Infrastructure to improve AI tool efficiency.</w:t>
+      </w:r>
+    </w:p>
+    <w:p>
+      <w:pPr>
+        <w:pStyle w:val="MyBulletStyle"/>
+        <w:keepNext/>
+      </w:pPr>
+      <w:r>
+        <w:t>Automate and document repeatable infrastructure operations rather than relying on manual procedures.</w:t>
       </w:r>
     </w:p>
     <w:p>
@@ -154,6 +165,7 @@
     <w:p>
       <w:pPr>
         <w:pStyle w:val="MyBulletStyle"/>
+        <w:keepNext/>
       </w:pPr>
       <w:r>
         <w:t>Manage engineers and projects</w:t>
@@ -162,6 +174,7 @@
     <w:p>
       <w:pPr>
         <w:pStyle w:val="MyBulletStyle"/>
+        <w:keepNext/>
       </w:pPr>
       <w:r>
         <w:t>Developed secure API endpoints and OpenClaw agent skills to automate infrastructure interaction and monitoring</w:t>
@@ -170,6 +183,7 @@
     <w:p>
       <w:pPr>
         <w:pStyle w:val="MyBulletStyle"/>
+        <w:keepNext/>
       </w:pPr>
       <w:r>
         <w:t>Deployed local, privacy-compliant LLMs to accelerate engineering velocity while protecting proprietary data</w:t>
@@ -178,6 +192,7 @@
     <w:p>
       <w:pPr>
         <w:pStyle w:val="MyBulletStyle"/>
+        <w:keepNext/>
       </w:pPr>
       <w:r>
         <w:t>Leveraged AI coding agents to rapidly refactor complex systems and automate infrastructure-as-code</w:t>
@@ -186,6 +201,7 @@
     <w:p>
       <w:pPr>
         <w:pStyle w:val="MyBulletStyle"/>
+        <w:keepNext/>
       </w:pPr>
       <w:r>
         <w:t>Mentored engineering teams on adopting AI-augmented workflows and integrating LLMs into CI/CD pipelines</w:t>
@@ -194,6 +210,16 @@
     <w:p>
       <w:pPr>
         <w:pStyle w:val="MyBulletStyle"/>
+        <w:keepNext/>
+      </w:pPr>
+      <w:r>
+        <w:t>Used Python for API-driven infrastructure automation, real-time systems, robotics, monitoring, and data analysis.</w:t>
+      </w:r>
+    </w:p>
+    <w:p>
+      <w:pPr>
+        <w:pStyle w:val="MyBulletStyle"/>
+        <w:keepNext/>
       </w:pPr>
       <w:r>
         <w:t>Validate R &amp; D plans and results</w:t>
@@ -202,6 +228,7 @@
     <w:p>
       <w:pPr>
         <w:pStyle w:val="MyBulletStyle"/>
+        <w:keepNext/>
       </w:pPr>
       <w:r>
         <w:t>3D modeling and CNC manufacturing</w:t>
@@ -210,6 +237,7 @@
     <w:p>
       <w:pPr>
         <w:pStyle w:val="MyBulletStyle"/>
+        <w:keepNext/>
       </w:pPr>
       <w:r>
         <w:t>Safety and fire suppression</w:t>
@@ -218,6 +246,7 @@
     <w:p>
       <w:pPr>
         <w:pStyle w:val="MyBulletStyle"/>
+        <w:keepNext/>
       </w:pPr>
       <w:r>
         <w:t>Design and implement sensor arrays for data gathering</w:t>
@@ -226,6 +255,7 @@
     <w:p>
       <w:pPr>
         <w:pStyle w:val="MyBulletStyle"/>
+        <w:keepNext/>
       </w:pPr>
       <w:r>
         <w:t>Develop real-time monitoring systems in Python</w:t>
@@ -234,6 +264,7 @@
     <w:p>
       <w:pPr>
         <w:pStyle w:val="MyBulletStyle"/>
+        <w:keepNext/>
       </w:pPr>
       <w:r>
         <w:t>AI data analysis and fault prediction</w:t>
@@ -286,6 +317,7 @@
     <w:p>
       <w:pPr>
         <w:pStyle w:val="MyBulletStyle"/>
+        <w:keepNext/>
       </w:pPr>
       <w:r>
         <w:t>CI/CD with Harness.io, AWS infrastructure with CDK+CFN, Migration to Github Enterprise from 5 other VCS</w:t>
@@ -338,6 +370,7 @@
     <w:p>
       <w:pPr>
         <w:pStyle w:val="MyBulletStyle"/>
+        <w:keepNext/>
       </w:pPr>
       <w:r>
         <w:t>CI/CD with CloudBees/Jenkins and Argo-CD</w:t>
@@ -390,6 +423,7 @@
     <w:p>
       <w:pPr>
         <w:pStyle w:val="MyBulletStyle"/>
+        <w:keepNext/>
       </w:pPr>
       <w:r>
         <w:t>Robotics R&amp;D, GCP, Machine Learning, Computer Vision, Software Development, Network &amp; Physical Architecture, DevSecOps, Linux System Administration</w:t>
@@ -442,6 +476,7 @@
     <w:p>
       <w:pPr>
         <w:pStyle w:val="MyBulletStyle"/>
+        <w:keepNext/>
       </w:pPr>
       <w:r>
         <w:t>CI/CD with Jenkins, SonarQube, JMeter, various software testing tools</w:t>
@@ -450,6 +485,7 @@
     <w:p>
       <w:pPr>
         <w:pStyle w:val="MyBulletStyle"/>
+        <w:keepNext/>
       </w:pPr>
       <w:r>
         <w:t>Azure &amp; AWS infrastructure and network security architecture</w:t>
@@ -493,6 +529,7 @@
     <w:p>
       <w:pPr>
         <w:pStyle w:val="MyBulletStyle"/>
+        <w:keepNext/>
       </w:pPr>
       <w:r>
         <w:t>Direct and train a department of DevOps Engineers and SREs.</w:t>
@@ -501,6 +538,7 @@
     <w:p>
       <w:pPr>
         <w:pStyle w:val="MyBulletStyle"/>
+        <w:keepNext/>
       </w:pPr>
       <w:r>
         <w:t>Train developers to follow DevOps &amp; CI/CD processes.</w:t>
@@ -509,6 +547,7 @@
     <w:p>
       <w:pPr>
         <w:pStyle w:val="MyBulletStyle"/>
+        <w:keepNext/>
       </w:pPr>
       <w:r>
         <w:t>Architect Hybrid-Cloud and Multi-Cloud infrastructure.</w:t>
@@ -517,6 +556,7 @@
     <w:p>
       <w:pPr>
         <w:pStyle w:val="MyBulletStyle"/>
+        <w:keepNext/>
       </w:pPr>
       <w:r>
         <w:t>Set and enforce security practices.</w:t>
@@ -525,6 +565,7 @@
     <w:p>
       <w:pPr>
         <w:pStyle w:val="MyBulletStyle"/>
+        <w:keepNext/>
       </w:pPr>
       <w:r>
         <w:t>Develop tools and services in bash, Node.js, Python, and Go.</w:t>
@@ -533,6 +574,7 @@
     <w:p>
       <w:pPr>
         <w:pStyle w:val="MyBulletStyle"/>
+        <w:keepNext/>
       </w:pPr>
       <w:r>
         <w:t>Design, build, and deploy Docker containers, API Gateways.</w:t>
@@ -541,6 +583,7 @@
     <w:p>
       <w:pPr>
         <w:pStyle w:val="MyBulletStyle"/>
+        <w:keepNext/>
       </w:pPr>
       <w:r>
         <w:t>Automate and orchestrate infrastructure with Packer and Terraform.</w:t>
@@ -549,6 +592,25 @@
     <w:p>
       <w:pPr>
         <w:pStyle w:val="MyBulletStyle"/>
+        <w:keepNext/>
+      </w:pPr>
+      <w:r>
+        <w:t>Built Python automation against cloud and service APIs for infrastructure operations.</w:t>
+      </w:r>
+    </w:p>
+    <w:p>
+      <w:pPr>
+        <w:pStyle w:val="MyBulletStyle"/>
+        <w:keepNext/>
+      </w:pPr>
+      <w:r>
+        <w:t>Built GitHub Actions workflows professionally from 2020, using Actions pragmatically and offloading larger execution to cloud-native services when appropriate.</w:t>
+      </w:r>
+    </w:p>
+    <w:p>
+      <w:pPr>
+        <w:pStyle w:val="MyBulletStyle"/>
+        <w:keepNext/>
       </w:pPr>
       <w:r>
         <w:t>Build and maintain [Fargate] ECS, EKS, and Kubernetes clusters serving microservices.</w:t>
@@ -557,6 +619,7 @@
     <w:p>
       <w:pPr>
         <w:pStyle w:val="MyBulletStyle"/>
+        <w:keepNext/>
       </w:pPr>
       <w:r>
         <w:t>Manage AWS costs.</w:t>
@@ -565,6 +628,7 @@
     <w:p>
       <w:pPr>
         <w:pStyle w:val="MyBulletStyle"/>
+        <w:keepNext/>
       </w:pPr>
       <w:r>
         <w:t>Make and document changes to AWS infrastructure via aws-cli.</w:t>
@@ -573,6 +637,7 @@
     <w:p>
       <w:pPr>
         <w:pStyle w:val="MyBulletStyle"/>
+        <w:keepNext/>
       </w:pPr>
       <w:r>
         <w:t>Manage network security with AWS Security Groups, iptables, and OpenVPN.</w:t>
@@ -616,6 +681,7 @@
     <w:p>
       <w:pPr>
         <w:pStyle w:val="MyBulletStyle"/>
+        <w:keepNext/>
       </w:pPr>
       <w:r>
         <w:t>Orchestrate infrastructure with Packer, Terraform, Chef, and Ansible.</w:t>
@@ -624,6 +690,7 @@
     <w:p>
       <w:pPr>
         <w:pStyle w:val="MyBulletStyle"/>
+        <w:keepNext/>
       </w:pPr>
       <w:r>
         <w:t>Build and maintain Kubernetes clusters serving microservices.</w:t>
@@ -632,6 +699,7 @@
     <w:p>
       <w:pPr>
         <w:pStyle w:val="MyBulletStyle"/>
+        <w:keepNext/>
       </w:pPr>
       <w:r>
         <w:t>Develop tools in Python, Go, bash, awk, sed, CircuitPython, and Arduino.</w:t>
@@ -640,6 +708,7 @@
     <w:p>
       <w:pPr>
         <w:pStyle w:val="MyBulletStyle"/>
+        <w:keepNext/>
       </w:pPr>
       <w:r>
         <w:t>Build and maintain Cassandra, MongoDB, and MySQL databases.</w:t>
@@ -648,6 +717,25 @@
     <w:p>
       <w:pPr>
         <w:pStyle w:val="MyBulletStyle"/>
+        <w:keepNext/>
+      </w:pPr>
+      <w:r>
+        <w:t>Automated infrastructure and operational workflows with Python and PowerShell where Windows administration or executable documentation was required.</w:t>
+      </w:r>
+    </w:p>
+    <w:p>
+      <w:pPr>
+        <w:pStyle w:val="MyBulletStyle"/>
+        <w:keepNext/>
+      </w:pPr>
+      <w:r>
+        <w:t>Maintained database-backed production systems with emphasis on operational health, performance, and reliability.</w:t>
+      </w:r>
+    </w:p>
+    <w:p>
+      <w:pPr>
+        <w:pStyle w:val="MyBulletStyle"/>
+        <w:keepNext/>
       </w:pPr>
       <w:r>
         <w:t>Build custom Raspberry Pi images for IoT devices sent to client locations.</w:t>
@@ -691,6 +779,7 @@
     <w:p>
       <w:pPr>
         <w:pStyle w:val="MyBulletStyle"/>
+        <w:keepNext/>
       </w:pPr>
       <w:r>
         <w:t>Develop mobile client and backend POCs.</w:t>
@@ -699,6 +788,7 @@
     <w:p>
       <w:pPr>
         <w:pStyle w:val="MyBulletStyle"/>
+        <w:keepNext/>
       </w:pPr>
       <w:r>
         <w:t>Architect and deploy cloud infrastructure.</w:t>
@@ -707,6 +797,7 @@
     <w:p>
       <w:pPr>
         <w:pStyle w:val="MyBulletStyle"/>
+        <w:keepNext/>
       </w:pPr>
       <w:r>
         <w:t>Develop and maintain original Open Source software projects.</w:t>
@@ -715,6 +806,25 @@
     <w:p>
       <w:pPr>
         <w:pStyle w:val="MyBulletStyle"/>
+        <w:keepNext/>
+      </w:pPr>
+      <w:r>
+        <w:t>Automated Windows and cloud administration with PowerShell and Python rather than leaving manual GUI procedures undocumented.</w:t>
+      </w:r>
+    </w:p>
+    <w:p>
+      <w:pPr>
+        <w:pStyle w:val="MyBulletStyle"/>
+        <w:keepNext/>
+      </w:pPr>
+      <w:r>
+        <w:t>Integrated ServiceNow ticket/workflow data into CI/CD and operational analysis workflows.</w:t>
+      </w:r>
+    </w:p>
+    <w:p>
+      <w:pPr>
+        <w:pStyle w:val="MyBulletStyle"/>
+        <w:keepNext/>
       </w:pPr>
       <w:r>
         <w:t>Workflow and process automation.</w:t>
@@ -723,6 +833,7 @@
     <w:p>
       <w:pPr>
         <w:pStyle w:val="MyBulletStyle"/>
+        <w:keepNext/>
       </w:pPr>
       <w:r>
         <w:t>Lead mobile architecture and technical strategy.</w:t>
@@ -766,6 +877,7 @@
     <w:p>
       <w:pPr>
         <w:pStyle w:val="MyBulletStyle"/>
+        <w:keepNext/>
       </w:pPr>
       <w:r>
         <w:t>Co-Manage a ~30 developer team.</w:t>
@@ -774,6 +886,7 @@
     <w:p>
       <w:pPr>
         <w:pStyle w:val="MyBulletStyle"/>
+        <w:keepNext/>
       </w:pPr>
       <w:r>
         <w:t>Improve performance through coaching.</w:t>
@@ -782,6 +895,7 @@
     <w:p>
       <w:pPr>
         <w:pStyle w:val="MyBulletStyle"/>
+        <w:keepNext/>
       </w:pPr>
       <w:r>
         <w:t>Encourage and inspire developers and vendors to give great service.</w:t>
@@ -790,9 +904,19 @@
     <w:p>
       <w:pPr>
         <w:pStyle w:val="MyBulletStyle"/>
+        <w:keepNext/>
       </w:pPr>
       <w:r>
         <w:t>Workflow automation scripting.</w:t>
+      </w:r>
+    </w:p>
+    <w:p>
+      <w:pPr>
+        <w:pStyle w:val="MyBulletStyle"/>
+        <w:keepNext/>
+      </w:pPr>
+      <w:r>
+        <w:t>Partnered with ServiceNow administrators to extract ticket/request data for analysis and process automation.</w:t>
       </w:r>
     </w:p>
     <w:p>
@@ -833,6 +957,7 @@
     <w:p>
       <w:pPr>
         <w:pStyle w:val="MyBulletStyle"/>
+        <w:keepNext/>
       </w:pPr>
       <w:r>
         <w:t>Administer GNU/Linux servers.</w:t>
@@ -841,6 +966,7 @@
     <w:p>
       <w:pPr>
         <w:pStyle w:val="MyBulletStyle"/>
+        <w:keepNext/>
       </w:pPr>
       <w:r>
         <w:t>Manage a department of sysadmins.</w:t>
@@ -849,9 +975,18 @@
     <w:p>
       <w:pPr>
         <w:pStyle w:val="MyBulletStyle"/>
+        <w:keepNext/>
       </w:pPr>
       <w:r>
         <w:t>Workflow automation and config management.</w:t>
+      </w:r>
+    </w:p>
+    <w:p>
+      <w:pPr>
+        <w:pStyle w:val="MyBulletStyle"/>
+      </w:pPr>
+      <w:r>
+        <w:t>Used ServiceNow as a ticket assignee/request creator and later as a workflow data source for operational analysis.</w:t>
       </w:r>
     </w:p>
     <w:p>
@@ -884,6 +1019,7 @@
     <w:p>
       <w:pPr>
         <w:pStyle w:val="MyBulletStyle"/>
+        <w:keepNext/>
       </w:pPr>
       <w:r>
         <w:t>Administer MySQL.</w:t>
@@ -892,6 +1028,7 @@
     <w:p>
       <w:pPr>
         <w:pStyle w:val="MyBulletStyle"/>
+        <w:keepNext/>
       </w:pPr>
       <w:r>
         <w:t>Optimize developer code.</w:t>
@@ -900,6 +1037,7 @@
     <w:p>
       <w:pPr>
         <w:pStyle w:val="MyBulletStyle"/>
+        <w:keepNext/>
       </w:pPr>
       <w:r>
         <w:t>Maintain high availability and performance.</w:t>
@@ -908,9 +1046,18 @@
     <w:p>
       <w:pPr>
         <w:pStyle w:val="MyBulletStyle"/>
+        <w:keepNext/>
       </w:pPr>
       <w:r>
         <w:t>Develop extra Django and Rails projects.</w:t>
+      </w:r>
+    </w:p>
+    <w:p>
+      <w:pPr>
+        <w:pStyle w:val="MyBulletStyle"/>
+      </w:pPr>
+      <w:r>
+        <w:t>Used Python/Django for internal tooling before later expanding into cloud and REST/API automation.</w:t>
       </w:r>
     </w:p>
     <w:p>
@@ -943,6 +1090,7 @@
     <w:p>
       <w:pPr>
         <w:pStyle w:val="MyBulletStyle"/>
+        <w:keepNext/>
       </w:pPr>
       <w:r>
         <w:t>Manage teams, projects, SLAs.</w:t>
@@ -951,6 +1099,7 @@
     <w:p>
       <w:pPr>
         <w:pStyle w:val="MyBulletStyle"/>
+        <w:keepNext/>
       </w:pPr>
       <w:r>
         <w:t>Automate workflows.</w:t>
@@ -959,6 +1108,7 @@
     <w:p>
       <w:pPr>
         <w:pStyle w:val="MyBulletStyle"/>
+        <w:keepNext/>
       </w:pPr>
       <w:r>
         <w:t>Develop PHP web applications.</w:t>
@@ -1002,6 +1152,7 @@
     <w:p>
       <w:pPr>
         <w:pStyle w:val="MyBulletStyle"/>
+        <w:keepNext/>
       </w:pPr>
       <w:r>
         <w:t>Companies include: Apple Computer, Lanier Worldwide, MedCenterDirect, Amazing Graphics, World Wide Development, and freelance work</w:t>
@@ -1027,6 +1178,7 @@
     <w:p>
       <w:pPr>
         <w:pStyle w:val="MySectionStyle"/>
+        <w:keepNext/>
       </w:pPr>
       <w:r>
         <w:rPr>
@@ -1041,6 +1193,7 @@
     <w:p>
       <w:pPr>
         <w:pStyle w:val="MySectionStyle"/>
+        <w:keepNext/>
       </w:pPr>
       <w:r>
         <w:rPr>
@@ -1055,6 +1208,7 @@
     <w:p>
       <w:pPr>
         <w:pStyle w:val="MySectionStyle"/>
+        <w:keepNext/>
       </w:pPr>
       <w:r>
         <w:rPr>
@@ -1063,12 +1217,13 @@
         <w:t>Automation/Orchestration &amp; CI/CD</w:t>
       </w:r>
       <w:r>
-        <w:t>: GitOps · Terraform · Packer · Ansible · Chef · CloudFormation · CDK · Jenkins · ArgoCD</w:t>
+        <w:t>: GitOps · Terraform · Packer · Ansible · GitHub Actions · Chef · CloudFormation · CDK · Jenkins · ArgoCD</w:t>
       </w:r>
     </w:p>
     <w:p>
       <w:pPr>
         <w:pStyle w:val="MySectionStyle"/>
+        <w:keepNext/>
       </w:pPr>
       <w:r>
         <w:rPr>
@@ -1083,6 +1238,7 @@
     <w:p>
       <w:pPr>
         <w:pStyle w:val="MySectionStyle"/>
+        <w:keepNext/>
       </w:pPr>
       <w:r>
         <w:rPr>
@@ -1097,6 +1253,7 @@
     <w:p>
       <w:pPr>
         <w:pStyle w:val="MySectionStyle"/>
+        <w:keepNext/>
       </w:pPr>
       <w:r>
         <w:rPr>
@@ -1111,6 +1268,7 @@
     <w:p>
       <w:pPr>
         <w:pStyle w:val="MySectionStyle"/>
+        <w:keepNext/>
       </w:pPr>
       <w:r>
         <w:rPr>
@@ -1125,6 +1283,7 @@
     <w:p>
       <w:pPr>
         <w:pStyle w:val="MySectionStyle"/>
+        <w:keepNext/>
       </w:pPr>
       <w:r>
         <w:rPr>
@@ -1139,6 +1298,37 @@
     <w:p>
       <w:pPr>
         <w:pStyle w:val="MySectionStyle"/>
+        <w:keepNext/>
+      </w:pPr>
+      <w:r>
+        <w:rPr>
+          <w:rStyle w:val="CustomLabel"/>
+        </w:rPr>
+        <w:t>PowerShell Automation</w:t>
+      </w:r>
+      <w:r>
+        <w:t>: Windows administration as executable documentation · Active Directory / Exchange / O365 automation · SQL Server administration automation · VMware automation · Cloud and CI/CD automation · ServiceNow integration</w:t>
+      </w:r>
+    </w:p>
+    <w:p>
+      <w:pPr>
+        <w:pStyle w:val="MySectionStyle"/>
+        <w:keepNext/>
+      </w:pPr>
+      <w:r>
+        <w:rPr>
+          <w:rStyle w:val="CustomLabel"/>
+        </w:rPr>
+        <w:t>Service Management and Database Operations</w:t>
+      </w:r>
+      <w:r>
+        <w:t>: ServiceNow workflow and catalog integration · ServiceNow data extraction for analysis · Microsoft SQL Server administration · SQL Server querying, operations, troubleshooting, and performance stewardship · Production database reliability</w:t>
+      </w:r>
+    </w:p>
+    <w:p>
+      <w:pPr>
+        <w:pStyle w:val="MySectionStyle"/>
+        <w:keepNext/>
       </w:pPr>
       <w:r>
         <w:rPr>
@@ -1153,6 +1343,7 @@
     <w:p>
       <w:pPr>
         <w:pStyle w:val="MySectionStyle"/>
+        <w:keepNext/>
       </w:pPr>
       <w:r>
         <w:rPr>
@@ -1167,6 +1358,7 @@
     <w:p>
       <w:pPr>
         <w:pStyle w:val="MySectionStyle"/>
+        <w:keepNext/>
       </w:pPr>
       <w:r>
         <w:rPr>
@@ -1175,7 +1367,7 @@
         <w:t>Interpreted Languages</w:t>
       </w:r>
       <w:r>
-        <w:t>: Node.js · Python</w:t>
+        <w:t>: Node.js · Python · Python REST/API automation · Python AWS automation before official AWS CLI · Django</w:t>
       </w:r>
     </w:p>
     <w:p>
@@ -1195,7 +1387,7 @@
     <w:sectPr>
       <w:footerReference w:type="default" r:id="rId9"/>
       <w:pgSz w:w="12240" w:h="15840"/>
-      <w:pgMar w:top="144" w:right="432" w:bottom="288" w:left="432" w:header="720" w:footer="720" w:gutter="0"/>
+      <w:pgMar w:top="216" w:right="432" w:bottom="360" w:left="432" w:header="720" w:footer="720" w:gutter="0"/>
       <w:cols w:space="720"/>
       <w:docGrid w:linePitch="360"/>
     </w:sectPr>
@@ -1211,29 +1403,17 @@
       <w:jc w:val="center"/>
     </w:pPr>
     <w:r>
-      <w:rPr>
-        <w:sz w:val="16"/>
-      </w:rPr>
       <w:t xml:space="preserve">Page </w:t>
     </w:r>
     <w:r>
-      <w:rPr>
-        <w:sz w:val="16"/>
-      </w:rPr>
       <w:fldChar w:fldCharType="begin"/>
       <w:instrText xml:space="preserve">PAGE</w:instrText>
       <w:fldChar w:fldCharType="end"/>
     </w:r>
     <w:r>
-      <w:rPr>
-        <w:sz w:val="16"/>
-      </w:rPr>
       <w:t xml:space="preserve"> of </w:t>
     </w:r>
     <w:r>
-      <w:rPr>
-        <w:sz w:val="16"/>
-      </w:rPr>
       <w:fldChar w:fldCharType="begin"/>
       <w:instrText xml:space="preserve">NUMPAGES</w:instrText>
       <w:fldChar w:fldCharType="end"/>
@@ -1605,9 +1785,6 @@
     <w:name w:val="Normal"/>
     <w:qFormat/>
     <w:rsid w:val="00FC693F"/>
-    <w:pPr>
-      <w:spacing w:line="240" w:lineRule="auto" w:after="20"/>
-    </w:pPr>
     <w:rPr>
       <w:rFonts w:ascii="Calibri" w:hAnsi="Calibri"/>
       <w:sz w:val="18"/>
@@ -1668,7 +1845,7 @@
     <w:pPr>
       <w:keepNext/>
       <w:keepLines/>
-      <w:spacing w:before="40" w:after="40"/>
+      <w:spacing w:before="80" w:after="0"/>
       <w:outlineLvl w:val="0"/>
     </w:pPr>
     <w:rPr>
@@ -1955,7 +2132,7 @@
     <w:rsid w:val="00FC693F"/>
     <w:pPr>
       <w:pBdr>
-        <w:bottom w:val="single" w:sz="8" w:space="1" w:color="4F81BD" w:themeColor="accent1"/>
+        <w:bottom w:val="single" w:sz="8" w:space="4" w:color="4F81BD" w:themeColor="accent1"/>
       </w:pBdr>
       <w:spacing w:after="40" w:line="240" w:lineRule="auto"/>
       <w:contextualSpacing/>
@@ -1965,7 +2142,7 @@
       <w:color w:val="17365D" w:themeColor="text2" w:themeShade="BF"/>
       <w:spacing w:val="5"/>
       <w:kern w:val="28"/>
-      <w:sz w:val="40"/>
+      <w:sz w:val="52"/>
       <w:szCs w:val="52"/>
     </w:rPr>
   </w:style>
@@ -13306,8 +13483,7 @@
     <w:name w:val="MyBulletStyle"/>
     <w:basedOn w:val="ListBullet"/>
     <w:pPr>
-      <w:spacing w:after="0"/>
-      <w:ind w:left="432" w:hanging="259"/>
+      <w:spacing w:after="200"/>
     </w:pPr>
   </w:style>
   <w:style w:type="character" w:customStyle="1" w:styleId="CustomLabel">

--- a/build/bruno.bronosky.resume.docx
+++ b/build/bruno.bronosky.resume.docx
@@ -13,6 +13,7 @@
     </w:p>
     <w:p>
       <w:pPr>
+        <w:spacing w:after="0"/>
         <w:jc w:val="center"/>
       </w:pPr>
       <w:hyperlink r:id="rId10">
@@ -94,7 +95,6 @@
     <w:p>
       <w:pPr>
         <w:pStyle w:val="MyBulletStyle"/>
-        <w:keepNext/>
       </w:pPr>
       <w:r>
         <w:t>Develop AI tools to shorten ticket completion times</w:t>
@@ -103,7 +103,6 @@
     <w:p>
       <w:pPr>
         <w:pStyle w:val="MyBulletStyle"/>
-        <w:keepNext/>
       </w:pPr>
       <w:r>
         <w:t>Develop AI tools to on-board new team members</w:t>
@@ -112,7 +111,6 @@
     <w:p>
       <w:pPr>
         <w:pStyle w:val="MyBulletStyle"/>
-        <w:keepNext/>
       </w:pPr>
       <w:r>
         <w:t>Document Dev-Ops processes and Infrastructure to improve AI tool efficiency.</w:t>
@@ -156,7 +154,6 @@
     <w:p>
       <w:pPr>
         <w:pStyle w:val="MyBulletStyle"/>
-        <w:keepNext/>
       </w:pPr>
       <w:r>
         <w:t>Manage engineers and projects</w:t>
@@ -165,7 +162,6 @@
     <w:p>
       <w:pPr>
         <w:pStyle w:val="MyBulletStyle"/>
-        <w:keepNext/>
       </w:pPr>
       <w:r>
         <w:t>Developed secure API endpoints and OpenClaw agent skills to automate infrastructure interaction and monitoring</w:t>
@@ -174,7 +170,6 @@
     <w:p>
       <w:pPr>
         <w:pStyle w:val="MyBulletStyle"/>
-        <w:keepNext/>
       </w:pPr>
       <w:r>
         <w:t>Deployed local, privacy-compliant LLMs to accelerate engineering velocity while protecting proprietary data</w:t>
@@ -183,7 +178,6 @@
     <w:p>
       <w:pPr>
         <w:pStyle w:val="MyBulletStyle"/>
-        <w:keepNext/>
       </w:pPr>
       <w:r>
         <w:t>Leveraged AI coding agents to rapidly refactor complex systems and automate infrastructure-as-code</w:t>
@@ -192,7 +186,6 @@
     <w:p>
       <w:pPr>
         <w:pStyle w:val="MyBulletStyle"/>
-        <w:keepNext/>
       </w:pPr>
       <w:r>
         <w:t>Mentored engineering teams on adopting AI-augmented workflows and integrating LLMs into CI/CD pipelines</w:t>
@@ -201,7 +194,6 @@
     <w:p>
       <w:pPr>
         <w:pStyle w:val="MyBulletStyle"/>
-        <w:keepNext/>
       </w:pPr>
       <w:r>
         <w:t>Validate R &amp; D plans and results</w:t>
@@ -210,7 +202,6 @@
     <w:p>
       <w:pPr>
         <w:pStyle w:val="MyBulletStyle"/>
-        <w:keepNext/>
       </w:pPr>
       <w:r>
         <w:t>3D modeling and CNC manufacturing</w:t>
@@ -219,7 +210,6 @@
     <w:p>
       <w:pPr>
         <w:pStyle w:val="MyBulletStyle"/>
-        <w:keepNext/>
       </w:pPr>
       <w:r>
         <w:t>Safety and fire suppression</w:t>
@@ -228,7 +218,6 @@
     <w:p>
       <w:pPr>
         <w:pStyle w:val="MyBulletStyle"/>
-        <w:keepNext/>
       </w:pPr>
       <w:r>
         <w:t>Design and implement sensor arrays for data gathering</w:t>
@@ -237,7 +226,6 @@
     <w:p>
       <w:pPr>
         <w:pStyle w:val="MyBulletStyle"/>
-        <w:keepNext/>
       </w:pPr>
       <w:r>
         <w:t>Develop real-time monitoring systems in Python</w:t>
@@ -246,7 +234,6 @@
     <w:p>
       <w:pPr>
         <w:pStyle w:val="MyBulletStyle"/>
-        <w:keepNext/>
       </w:pPr>
       <w:r>
         <w:t>AI data analysis and fault prediction</w:t>
@@ -299,7 +286,6 @@
     <w:p>
       <w:pPr>
         <w:pStyle w:val="MyBulletStyle"/>
-        <w:keepNext/>
       </w:pPr>
       <w:r>
         <w:t>CI/CD with Harness.io, AWS infrastructure with CDK+CFN, Migration to Github Enterprise from 5 other VCS</w:t>
@@ -352,7 +338,6 @@
     <w:p>
       <w:pPr>
         <w:pStyle w:val="MyBulletStyle"/>
-        <w:keepNext/>
       </w:pPr>
       <w:r>
         <w:t>CI/CD with CloudBees/Jenkins and Argo-CD</w:t>
@@ -405,7 +390,6 @@
     <w:p>
       <w:pPr>
         <w:pStyle w:val="MyBulletStyle"/>
-        <w:keepNext/>
       </w:pPr>
       <w:r>
         <w:t>Robotics R&amp;D, GCP, Machine Learning, Computer Vision, Software Development, Network &amp; Physical Architecture, DevSecOps, Linux System Administration</w:t>
@@ -458,7 +442,6 @@
     <w:p>
       <w:pPr>
         <w:pStyle w:val="MyBulletStyle"/>
-        <w:keepNext/>
       </w:pPr>
       <w:r>
         <w:t>CI/CD with Jenkins, SonarQube, JMeter, various software testing tools</w:t>
@@ -467,7 +450,6 @@
     <w:p>
       <w:pPr>
         <w:pStyle w:val="MyBulletStyle"/>
-        <w:keepNext/>
       </w:pPr>
       <w:r>
         <w:t>Azure &amp; AWS infrastructure and network security architecture</w:t>
@@ -511,7 +493,6 @@
     <w:p>
       <w:pPr>
         <w:pStyle w:val="MyBulletStyle"/>
-        <w:keepNext/>
       </w:pPr>
       <w:r>
         <w:t>Direct and train a department of DevOps Engineers and SREs.</w:t>
@@ -520,7 +501,6 @@
     <w:p>
       <w:pPr>
         <w:pStyle w:val="MyBulletStyle"/>
-        <w:keepNext/>
       </w:pPr>
       <w:r>
         <w:t>Train developers to follow DevOps &amp; CI/CD processes.</w:t>
@@ -529,7 +509,6 @@
     <w:p>
       <w:pPr>
         <w:pStyle w:val="MyBulletStyle"/>
-        <w:keepNext/>
       </w:pPr>
       <w:r>
         <w:t>Architect Hybrid-Cloud and Multi-Cloud infrastructure.</w:t>
@@ -538,7 +517,6 @@
     <w:p>
       <w:pPr>
         <w:pStyle w:val="MyBulletStyle"/>
-        <w:keepNext/>
       </w:pPr>
       <w:r>
         <w:t>Set and enforce security practices.</w:t>
@@ -547,7 +525,6 @@
     <w:p>
       <w:pPr>
         <w:pStyle w:val="MyBulletStyle"/>
-        <w:keepNext/>
       </w:pPr>
       <w:r>
         <w:t>Develop tools and services in bash, Node.js, Python, and Go.</w:t>
@@ -556,7 +533,6 @@
     <w:p>
       <w:pPr>
         <w:pStyle w:val="MyBulletStyle"/>
-        <w:keepNext/>
       </w:pPr>
       <w:r>
         <w:t>Design, build, and deploy Docker containers, API Gateways.</w:t>
@@ -565,7 +541,6 @@
     <w:p>
       <w:pPr>
         <w:pStyle w:val="MyBulletStyle"/>
-        <w:keepNext/>
       </w:pPr>
       <w:r>
         <w:t>Automate and orchestrate infrastructure with Packer and Terraform.</w:t>
@@ -574,7 +549,6 @@
     <w:p>
       <w:pPr>
         <w:pStyle w:val="MyBulletStyle"/>
-        <w:keepNext/>
       </w:pPr>
       <w:r>
         <w:t>Build and maintain [Fargate] ECS, EKS, and Kubernetes clusters serving microservices.</w:t>
@@ -583,7 +557,6 @@
     <w:p>
       <w:pPr>
         <w:pStyle w:val="MyBulletStyle"/>
-        <w:keepNext/>
       </w:pPr>
       <w:r>
         <w:t>Manage AWS costs.</w:t>
@@ -592,7 +565,6 @@
     <w:p>
       <w:pPr>
         <w:pStyle w:val="MyBulletStyle"/>
-        <w:keepNext/>
       </w:pPr>
       <w:r>
         <w:t>Make and document changes to AWS infrastructure via aws-cli.</w:t>
@@ -601,7 +573,6 @@
     <w:p>
       <w:pPr>
         <w:pStyle w:val="MyBulletStyle"/>
-        <w:keepNext/>
       </w:pPr>
       <w:r>
         <w:t>Manage network security with AWS Security Groups, iptables, and OpenVPN.</w:t>
@@ -645,7 +616,6 @@
     <w:p>
       <w:pPr>
         <w:pStyle w:val="MyBulletStyle"/>
-        <w:keepNext/>
       </w:pPr>
       <w:r>
         <w:t>Orchestrate infrastructure with Packer, Terraform, Chef, and Ansible.</w:t>
@@ -654,7 +624,6 @@
     <w:p>
       <w:pPr>
         <w:pStyle w:val="MyBulletStyle"/>
-        <w:keepNext/>
       </w:pPr>
       <w:r>
         <w:t>Build and maintain Kubernetes clusters serving microservices.</w:t>
@@ -663,7 +632,6 @@
     <w:p>
       <w:pPr>
         <w:pStyle w:val="MyBulletStyle"/>
-        <w:keepNext/>
       </w:pPr>
       <w:r>
         <w:t>Develop tools in Python, Go, bash, awk, sed, CircuitPython, and Arduino.</w:t>
@@ -672,7 +640,6 @@
     <w:p>
       <w:pPr>
         <w:pStyle w:val="MyBulletStyle"/>
-        <w:keepNext/>
       </w:pPr>
       <w:r>
         <w:t>Build and maintain Cassandra, MongoDB, and MySQL databases.</w:t>
@@ -681,7 +648,6 @@
     <w:p>
       <w:pPr>
         <w:pStyle w:val="MyBulletStyle"/>
-        <w:keepNext/>
       </w:pPr>
       <w:r>
         <w:t>Build custom Raspberry Pi images for IoT devices sent to client locations.</w:t>
@@ -725,7 +691,6 @@
     <w:p>
       <w:pPr>
         <w:pStyle w:val="MyBulletStyle"/>
-        <w:keepNext/>
       </w:pPr>
       <w:r>
         <w:t>Develop mobile client and backend POCs.</w:t>
@@ -734,7 +699,6 @@
     <w:p>
       <w:pPr>
         <w:pStyle w:val="MyBulletStyle"/>
-        <w:keepNext/>
       </w:pPr>
       <w:r>
         <w:t>Architect and deploy cloud infrastructure.</w:t>
@@ -743,7 +707,6 @@
     <w:p>
       <w:pPr>
         <w:pStyle w:val="MyBulletStyle"/>
-        <w:keepNext/>
       </w:pPr>
       <w:r>
         <w:t>Develop and maintain original Open Source software projects.</w:t>
@@ -752,7 +715,6 @@
     <w:p>
       <w:pPr>
         <w:pStyle w:val="MyBulletStyle"/>
-        <w:keepNext/>
       </w:pPr>
       <w:r>
         <w:t>Workflow and process automation.</w:t>
@@ -761,7 +723,6 @@
     <w:p>
       <w:pPr>
         <w:pStyle w:val="MyBulletStyle"/>
-        <w:keepNext/>
       </w:pPr>
       <w:r>
         <w:t>Lead mobile architecture and technical strategy.</w:t>
@@ -805,7 +766,6 @@
     <w:p>
       <w:pPr>
         <w:pStyle w:val="MyBulletStyle"/>
-        <w:keepNext/>
       </w:pPr>
       <w:r>
         <w:t>Co-Manage a ~30 developer team.</w:t>
@@ -814,7 +774,6 @@
     <w:p>
       <w:pPr>
         <w:pStyle w:val="MyBulletStyle"/>
-        <w:keepNext/>
       </w:pPr>
       <w:r>
         <w:t>Improve performance through coaching.</w:t>
@@ -823,7 +782,6 @@
     <w:p>
       <w:pPr>
         <w:pStyle w:val="MyBulletStyle"/>
-        <w:keepNext/>
       </w:pPr>
       <w:r>
         <w:t>Encourage and inspire developers and vendors to give great service.</w:t>
@@ -832,7 +790,6 @@
     <w:p>
       <w:pPr>
         <w:pStyle w:val="MyBulletStyle"/>
-        <w:keepNext/>
       </w:pPr>
       <w:r>
         <w:t>Workflow automation scripting.</w:t>
@@ -876,7 +833,6 @@
     <w:p>
       <w:pPr>
         <w:pStyle w:val="MyBulletStyle"/>
-        <w:keepNext/>
       </w:pPr>
       <w:r>
         <w:t>Administer GNU/Linux servers.</w:t>
@@ -885,7 +841,6 @@
     <w:p>
       <w:pPr>
         <w:pStyle w:val="MyBulletStyle"/>
-        <w:keepNext/>
       </w:pPr>
       <w:r>
         <w:t>Manage a department of sysadmins.</w:t>
@@ -929,7 +884,6 @@
     <w:p>
       <w:pPr>
         <w:pStyle w:val="MyBulletStyle"/>
-        <w:keepNext/>
       </w:pPr>
       <w:r>
         <w:t>Administer MySQL.</w:t>
@@ -938,7 +892,6 @@
     <w:p>
       <w:pPr>
         <w:pStyle w:val="MyBulletStyle"/>
-        <w:keepNext/>
       </w:pPr>
       <w:r>
         <w:t>Optimize developer code.</w:t>
@@ -947,7 +900,6 @@
     <w:p>
       <w:pPr>
         <w:pStyle w:val="MyBulletStyle"/>
-        <w:keepNext/>
       </w:pPr>
       <w:r>
         <w:t>Maintain high availability and performance.</w:t>
@@ -991,7 +943,6 @@
     <w:p>
       <w:pPr>
         <w:pStyle w:val="MyBulletStyle"/>
-        <w:keepNext/>
       </w:pPr>
       <w:r>
         <w:t>Manage teams, projects, SLAs.</w:t>
@@ -1000,7 +951,6 @@
     <w:p>
       <w:pPr>
         <w:pStyle w:val="MyBulletStyle"/>
-        <w:keepNext/>
       </w:pPr>
       <w:r>
         <w:t>Automate workflows.</w:t>
@@ -1009,7 +959,6 @@
     <w:p>
       <w:pPr>
         <w:pStyle w:val="MyBulletStyle"/>
-        <w:keepNext/>
       </w:pPr>
       <w:r>
         <w:t>Develop PHP web applications.</w:t>
@@ -1053,7 +1002,6 @@
     <w:p>
       <w:pPr>
         <w:pStyle w:val="MyBulletStyle"/>
-        <w:keepNext/>
       </w:pPr>
       <w:r>
         <w:t>Companies include: Apple Computer, Lanier Worldwide, MedCenterDirect, Amazing Graphics, World Wide Development, and freelance work</w:t>
@@ -1079,7 +1027,6 @@
     <w:p>
       <w:pPr>
         <w:pStyle w:val="MySectionStyle"/>
-        <w:keepNext/>
       </w:pPr>
       <w:r>
         <w:rPr>
@@ -1094,7 +1041,6 @@
     <w:p>
       <w:pPr>
         <w:pStyle w:val="MySectionStyle"/>
-        <w:keepNext/>
       </w:pPr>
       <w:r>
         <w:rPr>
@@ -1109,7 +1055,6 @@
     <w:p>
       <w:pPr>
         <w:pStyle w:val="MySectionStyle"/>
-        <w:keepNext/>
       </w:pPr>
       <w:r>
         <w:rPr>
@@ -1124,7 +1069,6 @@
     <w:p>
       <w:pPr>
         <w:pStyle w:val="MySectionStyle"/>
-        <w:keepNext/>
       </w:pPr>
       <w:r>
         <w:rPr>
@@ -1139,7 +1083,6 @@
     <w:p>
       <w:pPr>
         <w:pStyle w:val="MySectionStyle"/>
-        <w:keepNext/>
       </w:pPr>
       <w:r>
         <w:rPr>
@@ -1154,7 +1097,6 @@
     <w:p>
       <w:pPr>
         <w:pStyle w:val="MySectionStyle"/>
-        <w:keepNext/>
       </w:pPr>
       <w:r>
         <w:rPr>
@@ -1169,7 +1111,6 @@
     <w:p>
       <w:pPr>
         <w:pStyle w:val="MySectionStyle"/>
-        <w:keepNext/>
       </w:pPr>
       <w:r>
         <w:rPr>
@@ -1184,7 +1125,6 @@
     <w:p>
       <w:pPr>
         <w:pStyle w:val="MySectionStyle"/>
-        <w:keepNext/>
       </w:pPr>
       <w:r>
         <w:rPr>
@@ -1199,7 +1139,6 @@
     <w:p>
       <w:pPr>
         <w:pStyle w:val="MySectionStyle"/>
-        <w:keepNext/>
       </w:pPr>
       <w:r>
         <w:rPr>
@@ -1214,7 +1153,6 @@
     <w:p>
       <w:pPr>
         <w:pStyle w:val="MySectionStyle"/>
-        <w:keepNext/>
       </w:pPr>
       <w:r>
         <w:rPr>
@@ -1229,7 +1167,6 @@
     <w:p>
       <w:pPr>
         <w:pStyle w:val="MySectionStyle"/>
-        <w:keepNext/>
       </w:pPr>
       <w:r>
         <w:rPr>
@@ -1258,7 +1195,7 @@
     <w:sectPr>
       <w:footerReference w:type="default" r:id="rId9"/>
       <w:pgSz w:w="12240" w:h="15840"/>
-      <w:pgMar w:top="216" w:right="432" w:bottom="360" w:left="432" w:header="720" w:footer="720" w:gutter="0"/>
+      <w:pgMar w:top="144" w:right="432" w:bottom="288" w:left="432" w:header="720" w:footer="720" w:gutter="0"/>
       <w:cols w:space="720"/>
       <w:docGrid w:linePitch="360"/>
     </w:sectPr>
@@ -1274,17 +1211,29 @@
       <w:jc w:val="center"/>
     </w:pPr>
     <w:r>
+      <w:rPr>
+        <w:sz w:val="16"/>
+      </w:rPr>
       <w:t xml:space="preserve">Page </w:t>
     </w:r>
     <w:r>
+      <w:rPr>
+        <w:sz w:val="16"/>
+      </w:rPr>
       <w:fldChar w:fldCharType="begin"/>
       <w:instrText xml:space="preserve">PAGE</w:instrText>
       <w:fldChar w:fldCharType="end"/>
     </w:r>
     <w:r>
+      <w:rPr>
+        <w:sz w:val="16"/>
+      </w:rPr>
       <w:t xml:space="preserve"> of </w:t>
     </w:r>
     <w:r>
+      <w:rPr>
+        <w:sz w:val="16"/>
+      </w:rPr>
       <w:fldChar w:fldCharType="begin"/>
       <w:instrText xml:space="preserve">NUMPAGES</w:instrText>
       <w:fldChar w:fldCharType="end"/>
@@ -1656,6 +1605,9 @@
     <w:name w:val="Normal"/>
     <w:qFormat/>
     <w:rsid w:val="00FC693F"/>
+    <w:pPr>
+      <w:spacing w:line="240" w:lineRule="auto" w:after="20"/>
+    </w:pPr>
     <w:rPr>
       <w:rFonts w:ascii="Calibri" w:hAnsi="Calibri"/>
       <w:sz w:val="18"/>
@@ -1716,7 +1668,7 @@
     <w:pPr>
       <w:keepNext/>
       <w:keepLines/>
-      <w:spacing w:before="80" w:after="0"/>
+      <w:spacing w:before="40" w:after="40"/>
       <w:outlineLvl w:val="0"/>
     </w:pPr>
     <w:rPr>
@@ -2003,7 +1955,7 @@
     <w:rsid w:val="00FC693F"/>
     <w:pPr>
       <w:pBdr>
-        <w:bottom w:val="single" w:sz="8" w:space="4" w:color="4F81BD" w:themeColor="accent1"/>
+        <w:bottom w:val="single" w:sz="8" w:space="1" w:color="4F81BD" w:themeColor="accent1"/>
       </w:pBdr>
       <w:spacing w:after="40" w:line="240" w:lineRule="auto"/>
       <w:contextualSpacing/>
@@ -2013,7 +1965,7 @@
       <w:color w:val="17365D" w:themeColor="text2" w:themeShade="BF"/>
       <w:spacing w:val="5"/>
       <w:kern w:val="28"/>
-      <w:sz w:val="52"/>
+      <w:sz w:val="40"/>
       <w:szCs w:val="52"/>
     </w:rPr>
   </w:style>
@@ -13354,7 +13306,8 @@
     <w:name w:val="MyBulletStyle"/>
     <w:basedOn w:val="ListBullet"/>
     <w:pPr>
-      <w:spacing w:after="200"/>
+      <w:spacing w:after="0"/>
+      <w:ind w:left="432" w:hanging="259"/>
     </w:pPr>
   </w:style>
   <w:style w:type="character" w:customStyle="1" w:styleId="CustomLabel">

--- a/build/bruno.bronosky.resume.docx
+++ b/build/bruno.bronosky.resume.docx
@@ -47,13 +47,15 @@
       <w:r>
         <w:t>Engineer, architect, and mentor with 28+ years in DevOps, cloud platforms, infrastructure automation, and software</w:t>
         <w:br/>
-        <w:t>engineering. I power these disciplines with an AI-augmented workflow, leveraging autonomous agents (OpenClaw, OpenCode)</w:t>
+        <w:t>engineering. I turn operational work into durable scripts, API integrations, and CI/CD workflows across Python,</w:t>
         <w:br/>
-        <w:t>and self-hosted LLMs to massively accelerate infrastructure delivery, pipeline analysis, and code refactoring.</w:t>
+        <w:t>Bash, GitHub Actions, and AWS, Azure, and GCP. I power these disciplines with an AI-augmented workflow, leveraging</w:t>
         <w:br/>
-        <w:t>Adept at building secure API tools for AI integration, teaching best practices, and driving business-critical</w:t>
+        <w:t>autonomous agents (OpenClaw, OpenCode) and self-hosted LLMs to massively accelerate infrastructure delivery,</w:t>
         <w:br/>
-        <w:t>transformations across cloud, mobile, and embedded systems.</w:t>
+        <w:t>pipeline analysis, and code refactoring. Adept at building secure API tools for AI integration, teaching best</w:t>
+        <w:br/>
+        <w:t>practices, and driving business-critical transformations across cloud, mobile, and embedded systems.</w:t>
       </w:r>
     </w:p>
     <w:p>

--- a/build/bruno.bronosky.resume.docx
+++ b/build/bruno.bronosky.resume.docx
@@ -31,7 +31,7 @@
           <w:rPr>
             <w:rStyle w:val="Hyperlink"/>
           </w:rPr>
-          <w:t>richardbronosky.github.io/resume/</w:t>
+          <w:t>bronosky.com/resume/</w:t>
         </w:r>
       </w:hyperlink>
     </w:p>

--- a/build/bruno.bronosky.resume.docx
+++ b/build/bruno.bronosky.resume.docx
@@ -1324,7 +1324,7 @@
         <w:t>Service Management and Database Operations</w:t>
       </w:r>
       <w:r>
-        <w:t>: ServiceNow workflow and catalog integration · ServiceNow data extraction for analysis · Microsoft SQL Server administration · SQL Server querying, operations, troubleshooting, and performance stewardship · Production database reliability</w:t>
+        <w:t>: ServiceNow workflow and catalog integration · ServiceNow data extraction for analysis · Microsoft SQL Server administration · Production database reliability</w:t>
       </w:r>
     </w:p>
     <w:p>

--- a/build/bruno.bronosky.resume.docx
+++ b/build/bruno.bronosky.resume.docx
@@ -117,7 +117,7 @@
         <w:keepNext/>
       </w:pPr>
       <w:r>
-        <w:t>Document Dev-Ops processes and Infrastructure to improve AI tool efficiency.</w:t>
+        <w:t>Document DevOps processes and Infrastructure to improve AI tool efficiency.</w:t>
       </w:r>
     </w:p>
     <w:p>
@@ -134,7 +134,7 @@
         <w:pStyle w:val="MyBulletStyle"/>
       </w:pPr>
       <w:r>
-        <w:t>Dev-Ops</w:t>
+        <w:t>DevOps</w:t>
       </w:r>
     </w:p>
     <w:p>
@@ -230,54 +230,9 @@
     <w:p>
       <w:pPr>
         <w:pStyle w:val="MyBulletStyle"/>
-        <w:keepNext/>
       </w:pPr>
       <w:r>
         <w:t>3D modeling and CNC manufacturing</w:t>
-      </w:r>
-    </w:p>
-    <w:p>
-      <w:pPr>
-        <w:pStyle w:val="MyBulletStyle"/>
-        <w:keepNext/>
-      </w:pPr>
-      <w:r>
-        <w:t>Safety and fire suppression</w:t>
-      </w:r>
-    </w:p>
-    <w:p>
-      <w:pPr>
-        <w:pStyle w:val="MyBulletStyle"/>
-        <w:keepNext/>
-      </w:pPr>
-      <w:r>
-        <w:t>Design and implement sensor arrays for data gathering</w:t>
-      </w:r>
-    </w:p>
-    <w:p>
-      <w:pPr>
-        <w:pStyle w:val="MyBulletStyle"/>
-        <w:keepNext/>
-      </w:pPr>
-      <w:r>
-        <w:t>Develop real-time monitoring systems in Python</w:t>
-      </w:r>
-    </w:p>
-    <w:p>
-      <w:pPr>
-        <w:pStyle w:val="MyBulletStyle"/>
-        <w:keepNext/>
-      </w:pPr>
-      <w:r>
-        <w:t>AI data analysis and fault prediction</w:t>
-      </w:r>
-    </w:p>
-    <w:p>
-      <w:pPr>
-        <w:pStyle w:val="MyBulletStyle"/>
-      </w:pPr>
-      <w:r>
-        <w:t>Plan and administer a Digital Arts division</w:t>
       </w:r>
     </w:p>
     <w:p>
@@ -594,63 +549,9 @@
     <w:p>
       <w:pPr>
         <w:pStyle w:val="MyBulletStyle"/>
-        <w:keepNext/>
       </w:pPr>
       <w:r>
         <w:t>Built Python automation against cloud and service APIs for infrastructure operations.</w:t>
-      </w:r>
-    </w:p>
-    <w:p>
-      <w:pPr>
-        <w:pStyle w:val="MyBulletStyle"/>
-        <w:keepNext/>
-      </w:pPr>
-      <w:r>
-        <w:t>Built GitHub Actions workflows professionally from 2020, using Actions pragmatically and offloading larger execution to cloud-native services when appropriate.</w:t>
-      </w:r>
-    </w:p>
-    <w:p>
-      <w:pPr>
-        <w:pStyle w:val="MyBulletStyle"/>
-        <w:keepNext/>
-      </w:pPr>
-      <w:r>
-        <w:t>Build and maintain [Fargate] ECS, EKS, and Kubernetes clusters serving microservices.</w:t>
-      </w:r>
-    </w:p>
-    <w:p>
-      <w:pPr>
-        <w:pStyle w:val="MyBulletStyle"/>
-        <w:keepNext/>
-      </w:pPr>
-      <w:r>
-        <w:t>Manage AWS costs.</w:t>
-      </w:r>
-    </w:p>
-    <w:p>
-      <w:pPr>
-        <w:pStyle w:val="MyBulletStyle"/>
-        <w:keepNext/>
-      </w:pPr>
-      <w:r>
-        <w:t>Make and document changes to AWS infrastructure via aws-cli.</w:t>
-      </w:r>
-    </w:p>
-    <w:p>
-      <w:pPr>
-        <w:pStyle w:val="MyBulletStyle"/>
-        <w:keepNext/>
-      </w:pPr>
-      <w:r>
-        <w:t>Manage network security with AWS Security Groups, iptables, and OpenVPN.</w:t>
-      </w:r>
-    </w:p>
-    <w:p>
-      <w:pPr>
-        <w:pStyle w:val="MyBulletStyle"/>
-      </w:pPr>
-      <w:r>
-        <w:t>Maintain MongoDB and DynamoDB databases.</w:t>
       </w:r>
     </w:p>
     <w:p>
@@ -719,36 +620,9 @@
     <w:p>
       <w:pPr>
         <w:pStyle w:val="MyBulletStyle"/>
-        <w:keepNext/>
       </w:pPr>
       <w:r>
         <w:t>Automated infrastructure and operational workflows with Python and PowerShell where Windows administration or executable documentation was required.</w:t>
-      </w:r>
-    </w:p>
-    <w:p>
-      <w:pPr>
-        <w:pStyle w:val="MyBulletStyle"/>
-        <w:keepNext/>
-      </w:pPr>
-      <w:r>
-        <w:t>Maintained database-backed production systems with emphasis on operational health, performance, and reliability.</w:t>
-      </w:r>
-    </w:p>
-    <w:p>
-      <w:pPr>
-        <w:pStyle w:val="MyBulletStyle"/>
-        <w:keepNext/>
-      </w:pPr>
-      <w:r>
-        <w:t>Build custom Raspberry Pi images for IoT devices sent to client locations.</w:t>
-      </w:r>
-    </w:p>
-    <w:p>
-      <w:pPr>
-        <w:pStyle w:val="MyBulletStyle"/>
-      </w:pPr>
-      <w:r>
-        <w:t>Design, 3D Model, and CNC mill custom IoT hardware cases.</w:t>
       </w:r>
     </w:p>
     <w:p>
@@ -817,36 +691,9 @@
     <w:p>
       <w:pPr>
         <w:pStyle w:val="MyBulletStyle"/>
-        <w:keepNext/>
       </w:pPr>
       <w:r>
         <w:t>Integrated ServiceNow ticket/workflow data into CI/CD and operational analysis workflows.</w:t>
-      </w:r>
-    </w:p>
-    <w:p>
-      <w:pPr>
-        <w:pStyle w:val="MyBulletStyle"/>
-        <w:keepNext/>
-      </w:pPr>
-      <w:r>
-        <w:t>Workflow and process automation.</w:t>
-      </w:r>
-    </w:p>
-    <w:p>
-      <w:pPr>
-        <w:pStyle w:val="MyBulletStyle"/>
-        <w:keepNext/>
-      </w:pPr>
-      <w:r>
-        <w:t>Lead mobile architecture and technical strategy.</w:t>
-      </w:r>
-    </w:p>
-    <w:p>
-      <w:pPr>
-        <w:pStyle w:val="MyBulletStyle"/>
-      </w:pPr>
-      <w:r>
-        <w:t>Present and teach.</w:t>
       </w:r>
     </w:p>
     <w:p>
@@ -915,18 +762,9 @@
     <w:p>
       <w:pPr>
         <w:pStyle w:val="MyBulletStyle"/>
-        <w:keepNext/>
       </w:pPr>
       <w:r>
         <w:t>Partnered with ServiceNow administrators to extract ticket/request data for analysis and process automation.</w:t>
-      </w:r>
-    </w:p>
-    <w:p>
-      <w:pPr>
-        <w:pStyle w:val="MyBulletStyle"/>
-      </w:pPr>
-      <w:r>
-        <w:t>Architect and develop software.</w:t>
       </w:r>
     </w:p>
     <w:p>
@@ -977,18 +815,9 @@
     <w:p>
       <w:pPr>
         <w:pStyle w:val="MyBulletStyle"/>
-        <w:keepNext/>
       </w:pPr>
       <w:r>
         <w:t>Workflow automation and config management.</w:t>
-      </w:r>
-    </w:p>
-    <w:p>
-      <w:pPr>
-        <w:pStyle w:val="MyBulletStyle"/>
-      </w:pPr>
-      <w:r>
-        <w:t>Used ServiceNow as a ticket assignee/request creator and later as a workflow data source for operational analysis.</w:t>
       </w:r>
     </w:p>
     <w:p>
@@ -1039,27 +868,9 @@
     <w:p>
       <w:pPr>
         <w:pStyle w:val="MyBulletStyle"/>
-        <w:keepNext/>
       </w:pPr>
       <w:r>
         <w:t>Maintain high availability and performance.</w:t>
-      </w:r>
-    </w:p>
-    <w:p>
-      <w:pPr>
-        <w:pStyle w:val="MyBulletStyle"/>
-        <w:keepNext/>
-      </w:pPr>
-      <w:r>
-        <w:t>Develop extra Django and Rails projects.</w:t>
-      </w:r>
-    </w:p>
-    <w:p>
-      <w:pPr>
-        <w:pStyle w:val="MyBulletStyle"/>
-      </w:pPr>
-      <w:r>
-        <w:t>Used Python/Django for internal tooling before later expanding into cloud and REST/API automation.</w:t>
       </w:r>
     </w:p>
     <w:p>
@@ -1110,18 +921,9 @@
     <w:p>
       <w:pPr>
         <w:pStyle w:val="MyBulletStyle"/>
-        <w:keepNext/>
       </w:pPr>
       <w:r>
         <w:t>Develop PHP web applications.</w:t>
-      </w:r>
-    </w:p>
-    <w:p>
-      <w:pPr>
-        <w:pStyle w:val="MyBulletStyle"/>
-      </w:pPr>
-      <w:r>
-        <w:t>Administer FreeBSD, Apache, MySQL.</w:t>
       </w:r>
     </w:p>
     <w:p>
@@ -1204,7 +1006,7 @@
         <w:t>Amazon Web Services</w:t>
       </w:r>
       <w:r>
-        <w:t>: CDK · CFN · EC2 · ECS · EKS · Fargate · EBS · ELB · RDS · S3 · SNS · SQS · IAM · VPC · SSM · Lamda · Route53 · CloudFront · CloudWatch · GuardDuty · DynamoDB · Auto Scaling</w:t>
+        <w:t>: CDK · CFN · EC2 · ECS · EKS · Fargate · EBS · ELB · RDS · S3 · SNS · SQS · IAM · VPC · SSM · Lambda · Route53 · CloudFront · CloudWatch · GuardDuty · DynamoDB · Auto Scaling</w:t>
       </w:r>
     </w:p>
     <w:p>

--- a/build/bruno.bronosky.resume.docx
+++ b/build/bruno.bronosky.resume.docx
@@ -13,6 +13,7 @@
     </w:p>
     <w:p>
       <w:pPr>
+        <w:spacing w:after="0"/>
         <w:jc w:val="center"/>
       </w:pPr>
       <w:hyperlink r:id="rId10">
@@ -96,7 +97,6 @@
     <w:p>
       <w:pPr>
         <w:pStyle w:val="MyBulletStyle"/>
-        <w:keepNext/>
       </w:pPr>
       <w:r>
         <w:t>Develop AI tools to shorten ticket completion times</w:t>
@@ -105,7 +105,6 @@
     <w:p>
       <w:pPr>
         <w:pStyle w:val="MyBulletStyle"/>
-        <w:keepNext/>
       </w:pPr>
       <w:r>
         <w:t>Develop AI tools to on-board new team members</w:t>
@@ -114,7 +113,6 @@
     <w:p>
       <w:pPr>
         <w:pStyle w:val="MyBulletStyle"/>
-        <w:keepNext/>
       </w:pPr>
       <w:r>
         <w:t>Document DevOps processes and Infrastructure to improve AI tool efficiency.</w:t>
@@ -123,7 +121,6 @@
     <w:p>
       <w:pPr>
         <w:pStyle w:val="MyBulletStyle"/>
-        <w:keepNext/>
       </w:pPr>
       <w:r>
         <w:t>Automate and document repeatable infrastructure operations rather than relying on manual procedures.</w:t>
@@ -167,7 +164,6 @@
     <w:p>
       <w:pPr>
         <w:pStyle w:val="MyBulletStyle"/>
-        <w:keepNext/>
       </w:pPr>
       <w:r>
         <w:t>Manage engineers and projects</w:t>
@@ -176,7 +172,6 @@
     <w:p>
       <w:pPr>
         <w:pStyle w:val="MyBulletStyle"/>
-        <w:keepNext/>
       </w:pPr>
       <w:r>
         <w:t>Developed secure API endpoints and OpenClaw agent skills to automate infrastructure interaction and monitoring</w:t>
@@ -185,7 +180,6 @@
     <w:p>
       <w:pPr>
         <w:pStyle w:val="MyBulletStyle"/>
-        <w:keepNext/>
       </w:pPr>
       <w:r>
         <w:t>Deployed local, privacy-compliant LLMs to accelerate engineering velocity while protecting proprietary data</w:t>
@@ -194,7 +188,6 @@
     <w:p>
       <w:pPr>
         <w:pStyle w:val="MyBulletStyle"/>
-        <w:keepNext/>
       </w:pPr>
       <w:r>
         <w:t>Leveraged AI coding agents to rapidly refactor complex systems and automate infrastructure-as-code</w:t>
@@ -203,7 +196,6 @@
     <w:p>
       <w:pPr>
         <w:pStyle w:val="MyBulletStyle"/>
-        <w:keepNext/>
       </w:pPr>
       <w:r>
         <w:t>Mentored engineering teams on adopting AI-augmented workflows and integrating LLMs into CI/CD pipelines</w:t>
@@ -212,7 +204,6 @@
     <w:p>
       <w:pPr>
         <w:pStyle w:val="MyBulletStyle"/>
-        <w:keepNext/>
       </w:pPr>
       <w:r>
         <w:t>Used Python for API-driven infrastructure automation, real-time systems, robotics, monitoring, and data analysis.</w:t>
@@ -221,7 +212,6 @@
     <w:p>
       <w:pPr>
         <w:pStyle w:val="MyBulletStyle"/>
-        <w:keepNext/>
       </w:pPr>
       <w:r>
         <w:t>Validate R &amp; D plans and results</w:t>
@@ -274,7 +264,6 @@
     <w:p>
       <w:pPr>
         <w:pStyle w:val="MyBulletStyle"/>
-        <w:keepNext/>
       </w:pPr>
       <w:r>
         <w:t>CI/CD with Harness.io, AWS infrastructure with CDK+CFN, Migration to Github Enterprise from 5 other VCS</w:t>
@@ -327,7 +316,6 @@
     <w:p>
       <w:pPr>
         <w:pStyle w:val="MyBulletStyle"/>
-        <w:keepNext/>
       </w:pPr>
       <w:r>
         <w:t>CI/CD with CloudBees/Jenkins and Argo-CD</w:t>
@@ -380,7 +368,6 @@
     <w:p>
       <w:pPr>
         <w:pStyle w:val="MyBulletStyle"/>
-        <w:keepNext/>
       </w:pPr>
       <w:r>
         <w:t>Robotics R&amp;D, GCP, Machine Learning, Computer Vision, Software Development, Network &amp; Physical Architecture, DevSecOps, Linux System Administration</w:t>
@@ -433,7 +420,6 @@
     <w:p>
       <w:pPr>
         <w:pStyle w:val="MyBulletStyle"/>
-        <w:keepNext/>
       </w:pPr>
       <w:r>
         <w:t>CI/CD with Jenkins, SonarQube, JMeter, various software testing tools</w:t>
@@ -442,7 +428,6 @@
     <w:p>
       <w:pPr>
         <w:pStyle w:val="MyBulletStyle"/>
-        <w:keepNext/>
       </w:pPr>
       <w:r>
         <w:t>Azure &amp; AWS infrastructure and network security architecture</w:t>
@@ -486,7 +471,6 @@
     <w:p>
       <w:pPr>
         <w:pStyle w:val="MyBulletStyle"/>
-        <w:keepNext/>
       </w:pPr>
       <w:r>
         <w:t>Direct and train a department of DevOps Engineers and SREs.</w:t>
@@ -495,7 +479,6 @@
     <w:p>
       <w:pPr>
         <w:pStyle w:val="MyBulletStyle"/>
-        <w:keepNext/>
       </w:pPr>
       <w:r>
         <w:t>Train developers to follow DevOps &amp; CI/CD processes.</w:t>
@@ -504,7 +487,6 @@
     <w:p>
       <w:pPr>
         <w:pStyle w:val="MyBulletStyle"/>
-        <w:keepNext/>
       </w:pPr>
       <w:r>
         <w:t>Architect Hybrid-Cloud and Multi-Cloud infrastructure.</w:t>
@@ -513,7 +495,6 @@
     <w:p>
       <w:pPr>
         <w:pStyle w:val="MyBulletStyle"/>
-        <w:keepNext/>
       </w:pPr>
       <w:r>
         <w:t>Set and enforce security practices.</w:t>
@@ -522,7 +503,6 @@
     <w:p>
       <w:pPr>
         <w:pStyle w:val="MyBulletStyle"/>
-        <w:keepNext/>
       </w:pPr>
       <w:r>
         <w:t>Develop tools and services in bash, Node.js, Python, and Go.</w:t>
@@ -531,7 +511,6 @@
     <w:p>
       <w:pPr>
         <w:pStyle w:val="MyBulletStyle"/>
-        <w:keepNext/>
       </w:pPr>
       <w:r>
         <w:t>Design, build, and deploy Docker containers, API Gateways.</w:t>
@@ -540,7 +519,6 @@
     <w:p>
       <w:pPr>
         <w:pStyle w:val="MyBulletStyle"/>
-        <w:keepNext/>
       </w:pPr>
       <w:r>
         <w:t>Automate and orchestrate infrastructure with Packer and Terraform.</w:t>
@@ -584,7 +562,6 @@
     <w:p>
       <w:pPr>
         <w:pStyle w:val="MyBulletStyle"/>
-        <w:keepNext/>
       </w:pPr>
       <w:r>
         <w:t>Orchestrate infrastructure with Packer, Terraform, Chef, and Ansible.</w:t>
@@ -593,7 +570,6 @@
     <w:p>
       <w:pPr>
         <w:pStyle w:val="MyBulletStyle"/>
-        <w:keepNext/>
       </w:pPr>
       <w:r>
         <w:t>Build and maintain Kubernetes clusters serving microservices.</w:t>
@@ -602,7 +578,6 @@
     <w:p>
       <w:pPr>
         <w:pStyle w:val="MyBulletStyle"/>
-        <w:keepNext/>
       </w:pPr>
       <w:r>
         <w:t>Develop tools in Python, Go, bash, awk, sed, CircuitPython, and Arduino.</w:t>
@@ -611,7 +586,6 @@
     <w:p>
       <w:pPr>
         <w:pStyle w:val="MyBulletStyle"/>
-        <w:keepNext/>
       </w:pPr>
       <w:r>
         <w:t>Build and maintain Cassandra, MongoDB, and MySQL databases.</w:t>
@@ -655,7 +629,6 @@
     <w:p>
       <w:pPr>
         <w:pStyle w:val="MyBulletStyle"/>
-        <w:keepNext/>
       </w:pPr>
       <w:r>
         <w:t>Develop mobile client and backend POCs.</w:t>
@@ -664,7 +637,6 @@
     <w:p>
       <w:pPr>
         <w:pStyle w:val="MyBulletStyle"/>
-        <w:keepNext/>
       </w:pPr>
       <w:r>
         <w:t>Architect and deploy cloud infrastructure.</w:t>
@@ -673,7 +645,6 @@
     <w:p>
       <w:pPr>
         <w:pStyle w:val="MyBulletStyle"/>
-        <w:keepNext/>
       </w:pPr>
       <w:r>
         <w:t>Develop and maintain original Open Source software projects.</w:t>
@@ -682,7 +653,6 @@
     <w:p>
       <w:pPr>
         <w:pStyle w:val="MyBulletStyle"/>
-        <w:keepNext/>
       </w:pPr>
       <w:r>
         <w:t>Automated Windows and cloud administration with PowerShell and Python rather than leaving manual GUI procedures undocumented.</w:t>
@@ -726,7 +696,6 @@
     <w:p>
       <w:pPr>
         <w:pStyle w:val="MyBulletStyle"/>
-        <w:keepNext/>
       </w:pPr>
       <w:r>
         <w:t>Co-Manage a ~30 developer team.</w:t>
@@ -735,7 +704,6 @@
     <w:p>
       <w:pPr>
         <w:pStyle w:val="MyBulletStyle"/>
-        <w:keepNext/>
       </w:pPr>
       <w:r>
         <w:t>Improve performance through coaching.</w:t>
@@ -744,7 +712,6 @@
     <w:p>
       <w:pPr>
         <w:pStyle w:val="MyBulletStyle"/>
-        <w:keepNext/>
       </w:pPr>
       <w:r>
         <w:t>Encourage and inspire developers and vendors to give great service.</w:t>
@@ -753,7 +720,6 @@
     <w:p>
       <w:pPr>
         <w:pStyle w:val="MyBulletStyle"/>
-        <w:keepNext/>
       </w:pPr>
       <w:r>
         <w:t>Workflow automation scripting.</w:t>
@@ -797,7 +763,6 @@
     <w:p>
       <w:pPr>
         <w:pStyle w:val="MyBulletStyle"/>
-        <w:keepNext/>
       </w:pPr>
       <w:r>
         <w:t>Administer GNU/Linux servers.</w:t>
@@ -806,7 +771,6 @@
     <w:p>
       <w:pPr>
         <w:pStyle w:val="MyBulletStyle"/>
-        <w:keepNext/>
       </w:pPr>
       <w:r>
         <w:t>Manage a department of sysadmins.</w:t>
@@ -850,7 +814,6 @@
     <w:p>
       <w:pPr>
         <w:pStyle w:val="MyBulletStyle"/>
-        <w:keepNext/>
       </w:pPr>
       <w:r>
         <w:t>Administer MySQL.</w:t>
@@ -859,7 +822,6 @@
     <w:p>
       <w:pPr>
         <w:pStyle w:val="MyBulletStyle"/>
-        <w:keepNext/>
       </w:pPr>
       <w:r>
         <w:t>Optimize developer code.</w:t>
@@ -903,7 +865,6 @@
     <w:p>
       <w:pPr>
         <w:pStyle w:val="MyBulletStyle"/>
-        <w:keepNext/>
       </w:pPr>
       <w:r>
         <w:t>Manage teams, projects, SLAs.</w:t>
@@ -912,7 +873,6 @@
     <w:p>
       <w:pPr>
         <w:pStyle w:val="MyBulletStyle"/>
-        <w:keepNext/>
       </w:pPr>
       <w:r>
         <w:t>Automate workflows.</w:t>
@@ -956,7 +916,6 @@
     <w:p>
       <w:pPr>
         <w:pStyle w:val="MyBulletStyle"/>
-        <w:keepNext/>
       </w:pPr>
       <w:r>
         <w:t>Companies include: Apple Computer, Lanier Worldwide, MedCenterDirect, Amazing Graphics, World Wide Development, and freelance work</w:t>
@@ -982,7 +941,6 @@
     <w:p>
       <w:pPr>
         <w:pStyle w:val="MySectionStyle"/>
-        <w:keepNext/>
       </w:pPr>
       <w:r>
         <w:rPr>
@@ -997,7 +955,6 @@
     <w:p>
       <w:pPr>
         <w:pStyle w:val="MySectionStyle"/>
-        <w:keepNext/>
       </w:pPr>
       <w:r>
         <w:rPr>
@@ -1012,7 +969,6 @@
     <w:p>
       <w:pPr>
         <w:pStyle w:val="MySectionStyle"/>
-        <w:keepNext/>
       </w:pPr>
       <w:r>
         <w:rPr>
@@ -1027,7 +983,6 @@
     <w:p>
       <w:pPr>
         <w:pStyle w:val="MySectionStyle"/>
-        <w:keepNext/>
       </w:pPr>
       <w:r>
         <w:rPr>
@@ -1042,7 +997,6 @@
     <w:p>
       <w:pPr>
         <w:pStyle w:val="MySectionStyle"/>
-        <w:keepNext/>
       </w:pPr>
       <w:r>
         <w:rPr>
@@ -1057,7 +1011,6 @@
     <w:p>
       <w:pPr>
         <w:pStyle w:val="MySectionStyle"/>
-        <w:keepNext/>
       </w:pPr>
       <w:r>
         <w:rPr>
@@ -1072,7 +1025,6 @@
     <w:p>
       <w:pPr>
         <w:pStyle w:val="MySectionStyle"/>
-        <w:keepNext/>
       </w:pPr>
       <w:r>
         <w:rPr>
@@ -1087,7 +1039,6 @@
     <w:p>
       <w:pPr>
         <w:pStyle w:val="MySectionStyle"/>
-        <w:keepNext/>
       </w:pPr>
       <w:r>
         <w:rPr>
@@ -1102,7 +1053,6 @@
     <w:p>
       <w:pPr>
         <w:pStyle w:val="MySectionStyle"/>
-        <w:keepNext/>
       </w:pPr>
       <w:r>
         <w:rPr>
@@ -1117,7 +1067,6 @@
     <w:p>
       <w:pPr>
         <w:pStyle w:val="MySectionStyle"/>
-        <w:keepNext/>
       </w:pPr>
       <w:r>
         <w:rPr>
@@ -1132,7 +1081,6 @@
     <w:p>
       <w:pPr>
         <w:pStyle w:val="MySectionStyle"/>
-        <w:keepNext/>
       </w:pPr>
       <w:r>
         <w:rPr>
@@ -1147,7 +1095,6 @@
     <w:p>
       <w:pPr>
         <w:pStyle w:val="MySectionStyle"/>
-        <w:keepNext/>
       </w:pPr>
       <w:r>
         <w:rPr>
@@ -1162,7 +1109,6 @@
     <w:p>
       <w:pPr>
         <w:pStyle w:val="MySectionStyle"/>
-        <w:keepNext/>
       </w:pPr>
       <w:r>
         <w:rPr>
@@ -1191,7 +1137,7 @@
     <w:sectPr>
       <w:footerReference w:type="default" r:id="rId9"/>
       <w:pgSz w:w="12240" w:h="15840"/>
-      <w:pgMar w:top="216" w:right="432" w:bottom="360" w:left="432" w:header="720" w:footer="720" w:gutter="0"/>
+      <w:pgMar w:top="144" w:right="432" w:bottom="288" w:left="432" w:header="720" w:footer="720" w:gutter="0"/>
       <w:cols w:space="720"/>
       <w:docGrid w:linePitch="360"/>
     </w:sectPr>
@@ -1207,17 +1153,29 @@
       <w:jc w:val="center"/>
     </w:pPr>
     <w:r>
+      <w:rPr>
+        <w:sz w:val="16"/>
+      </w:rPr>
       <w:t xml:space="preserve">Page </w:t>
     </w:r>
     <w:r>
+      <w:rPr>
+        <w:sz w:val="16"/>
+      </w:rPr>
       <w:fldChar w:fldCharType="begin"/>
       <w:instrText xml:space="preserve">PAGE</w:instrText>
       <w:fldChar w:fldCharType="end"/>
     </w:r>
     <w:r>
+      <w:rPr>
+        <w:sz w:val="16"/>
+      </w:rPr>
       <w:t xml:space="preserve"> of </w:t>
     </w:r>
     <w:r>
+      <w:rPr>
+        <w:sz w:val="16"/>
+      </w:rPr>
       <w:fldChar w:fldCharType="begin"/>
       <w:instrText xml:space="preserve">NUMPAGES</w:instrText>
       <w:fldChar w:fldCharType="end"/>
@@ -1589,6 +1547,9 @@
     <w:name w:val="Normal"/>
     <w:qFormat/>
     <w:rsid w:val="00FC693F"/>
+    <w:pPr>
+      <w:spacing w:line="240" w:lineRule="auto" w:after="20"/>
+    </w:pPr>
     <w:rPr>
       <w:rFonts w:ascii="Calibri" w:hAnsi="Calibri"/>
       <w:sz w:val="18"/>
@@ -1649,7 +1610,7 @@
     <w:pPr>
       <w:keepNext/>
       <w:keepLines/>
-      <w:spacing w:before="80" w:after="0"/>
+      <w:spacing w:before="40" w:after="40"/>
       <w:outlineLvl w:val="0"/>
     </w:pPr>
     <w:rPr>
@@ -1936,7 +1897,7 @@
     <w:rsid w:val="00FC693F"/>
     <w:pPr>
       <w:pBdr>
-        <w:bottom w:val="single" w:sz="8" w:space="4" w:color="4F81BD" w:themeColor="accent1"/>
+        <w:bottom w:val="single" w:sz="8" w:space="1" w:color="4F81BD" w:themeColor="accent1"/>
       </w:pBdr>
       <w:spacing w:after="40" w:line="240" w:lineRule="auto"/>
       <w:contextualSpacing/>
@@ -1946,7 +1907,7 @@
       <w:color w:val="17365D" w:themeColor="text2" w:themeShade="BF"/>
       <w:spacing w:val="5"/>
       <w:kern w:val="28"/>
-      <w:sz w:val="52"/>
+      <w:sz w:val="40"/>
       <w:szCs w:val="52"/>
     </w:rPr>
   </w:style>
@@ -13287,7 +13248,8 @@
     <w:name w:val="MyBulletStyle"/>
     <w:basedOn w:val="ListBullet"/>
     <w:pPr>
-      <w:spacing w:after="200"/>
+      <w:spacing w:after="0"/>
+      <w:ind w:left="432" w:hanging="259"/>
     </w:pPr>
   </w:style>
   <w:style w:type="character" w:customStyle="1" w:styleId="CustomLabel">

--- a/build/bruno.bronosky.resume.docx
+++ b/build/bruno.bronosky.resume.docx
@@ -46,7 +46,7 @@
     </w:p>
     <w:p>
       <w:r>
-        <w:t>Engineer, architect, and mentor with 28+ years in DevOps, cloud platforms, infrastructure automation, and software</w:t>
+        <w:t>Engineer, architect, and mentor with 30+ years in DevOps, cloud platforms, infrastructure automation, and software</w:t>
         <w:br/>
         <w:t>engineering. I turn operational work into durable scripts, API integrations, and CI/CD workflows across Python,</w:t>
         <w:br/>

--- a/build/bruno.bronosky.resume.docx
+++ b/build/bruno.bronosky.resume.docx
@@ -9,6 +9,19 @@
       </w:pPr>
       <w:r>
         <w:t>Bruno Bronosky</w:t>
+      </w:r>
+    </w:p>
+    <w:p>
+      <w:pPr>
+        <w:spacing w:after="0"/>
+        <w:jc w:val="center"/>
+      </w:pPr>
+      <w:r>
+        <w:rPr>
+          <w:rStyle w:val="CustomLabel"/>
+          <w:sz w:val="22"/>
+        </w:rPr>
+        <w:t>Principal DevOps Engineer | AI-Augmented Automation &amp; Team Training</w:t>
       </w:r>
     </w:p>
     <w:p>

--- a/build/bruno.bronosky.resume.docx
+++ b/build/bruno.bronosky.resume.docx
@@ -21,7 +21,7 @@
           <w:rStyle w:val="CustomLabel"/>
           <w:sz w:val="22"/>
         </w:rPr>
-        <w:t>Principal DevOps Engineer | AI-Augmented Automation &amp; Team Training</w:t>
+        <w:t>Principal DevOps Engineer | Team Lead &amp; Trainer</w:t>
       </w:r>
     </w:p>
     <w:p>
@@ -923,7 +923,7 @@
         <w:t xml:space="preserve"> | </w:t>
       </w:r>
       <w:r>
-        <w:t xml:space="preserve"> (Aug 1995 - Jan 2007)</w:t>
+        <w:t xml:space="preserve"> (Aug 1995 - Jun 2004)</w:t>
       </w:r>
     </w:p>
     <w:p>

--- a/build/bruno.bronosky.resume.docx
+++ b/build/bruno.bronosky.resume.docx
@@ -59,17 +59,15 @@
     </w:p>
     <w:p>
       <w:r>
-        <w:t>Engineer, architect, and mentor with 30+ years in DevOps, cloud platforms, infrastructure automation, and software</w:t>
+        <w:t>Principal DevOps engineer with 30+ years building and running production systems, from data center racks to</w:t>
         <w:br/>
-        <w:t>engineering. I turn operational work into durable scripts, API integrations, and CI/CD workflows across Python,</w:t>
+        <w:t>AWS, Azure, and GCP. I replace manual operations with tested automation (Terraform, Ansible, GitHub Actions,</w:t>
         <w:br/>
-        <w:t>Bash, GitHub Actions, and AWS, Azure, and GCP. I power these disciplines with an AI-augmented workflow, leveraging</w:t>
+        <w:t>Python, Bash, PowerShell) and teach teams to own it: DevOps trainer for four enterprise clients worth $3B to</w:t>
         <w:br/>
-        <w:t>autonomous agents (OpenClaw, OpenCode) and self-hosted LLMs to massively accelerate infrastructure delivery,</w:t>
+        <w:t>$1T, and co-manager of a 30-developer team. I use AI coding agents daily (Claude Code, Codex, Gemini CLI,</w:t>
         <w:br/>
-        <w:t>pipeline analysis, and code refactoring. Adept at building secure API tools for AI integration, teaching best</w:t>
-        <w:br/>
-        <w:t>practices, and driving business-critical transformations across cloud, mobile, and embedded systems.</w:t>
+        <w:t>OpenClaw) and self-hosted LLMs to ship infrastructure work faster.</w:t>
       </w:r>
     </w:p>
     <w:p>
@@ -109,10 +107,11 @@
     </w:p>
     <w:p>
       <w:pPr>
-        <w:pStyle w:val="MyBulletStyle"/>
+        <w:pStyle w:val="MySectionStyle"/>
+        <w:keepNext/>
       </w:pPr>
       <w:r>
-        <w:t>Develop AI tools to shorten ticket completion times</w:t>
+        <w:t>Medical imaging software. Hourly contract, concurrent with Triton.</w:t>
       </w:r>
     </w:p>
     <w:p>
@@ -120,7 +119,7 @@
         <w:pStyle w:val="MyBulletStyle"/>
       </w:pPr>
       <w:r>
-        <w:t>Develop AI tools to on-board new team members</w:t>
+        <w:t>Build AI pipelines that work whole categories of ServiceNow tickets, cutting ticket completion times.</w:t>
       </w:r>
     </w:p>
     <w:p>
@@ -128,7 +127,7 @@
         <w:pStyle w:val="MyBulletStyle"/>
       </w:pPr>
       <w:r>
-        <w:t>Document DevOps processes and Infrastructure to improve AI tool efficiency.</w:t>
+        <w:t>Package infrastructure and process context for AI agents, which also speeds up onboarding for new team members.</w:t>
       </w:r>
     </w:p>
     <w:p>
@@ -136,7 +135,7 @@
         <w:pStyle w:val="MyBulletStyle"/>
       </w:pPr>
       <w:r>
-        <w:t>Automate and document repeatable infrastructure operations rather than relying on manual procedures.</w:t>
+        <w:t>Document DevOps processes and infrastructure so AI tools work from accurate context.</w:t>
       </w:r>
     </w:p>
     <w:p>
@@ -144,7 +143,15 @@
         <w:pStyle w:val="MyBulletStyle"/>
       </w:pPr>
       <w:r>
-        <w:t>DevOps</w:t>
+        <w:t>Automate and document repeatable infrastructure operations instead of relying on manual procedures.</w:t>
+      </w:r>
+    </w:p>
+    <w:p>
+      <w:pPr>
+        <w:pStyle w:val="MyBulletStyle"/>
+      </w:pPr>
+      <w:r>
+        <w:t>Handle day-to-day DevOps across AWS and Azure with Terraform, Ansible, PowerShell, and CI/CD.</w:t>
       </w:r>
     </w:p>
     <w:p>
@@ -176,10 +183,11 @@
     </w:p>
     <w:p>
       <w:pPr>
-        <w:pStyle w:val="MyBulletStyle"/>
+        <w:pStyle w:val="MySectionStyle"/>
+        <w:keepNext/>
       </w:pPr>
       <w:r>
-        <w:t>Manage engineers and projects</w:t>
+        <w:t>Alternative fuel research. Hourly contract, concurrent with Intelerad.</w:t>
       </w:r>
     </w:p>
     <w:p>
@@ -187,7 +195,7 @@
         <w:pStyle w:val="MyBulletStyle"/>
       </w:pPr>
       <w:r>
-        <w:t>Developed secure API endpoints and OpenClaw agent skills to automate infrastructure interaction and monitoring</w:t>
+        <w:t>Manage 4–6 engineers or projects at a time.</w:t>
       </w:r>
     </w:p>
     <w:p>
@@ -195,7 +203,7 @@
         <w:pStyle w:val="MyBulletStyle"/>
       </w:pPr>
       <w:r>
-        <w:t>Deployed local, privacy-compliant LLMs to accelerate engineering velocity while protecting proprietary data</w:t>
+        <w:t>Develop secure API endpoints and OpenClaw agent skills to automate infrastructure interaction and monitoring.</w:t>
       </w:r>
     </w:p>
     <w:p>
@@ -203,7 +211,7 @@
         <w:pStyle w:val="MyBulletStyle"/>
       </w:pPr>
       <w:r>
-        <w:t>Leveraged AI coding agents to rapidly refactor complex systems and automate infrastructure-as-code</w:t>
+        <w:t>Deploy local, privacy-compliant LLMs that speed up engineering while keeping proprietary data in-house.</w:t>
       </w:r>
     </w:p>
     <w:p>
@@ -211,7 +219,7 @@
         <w:pStyle w:val="MyBulletStyle"/>
       </w:pPr>
       <w:r>
-        <w:t>Mentored engineering teams on adopting AI-augmented workflows and integrating LLMs into CI/CD pipelines</w:t>
+        <w:t>Use AI coding agents to refactor complex systems and automate infrastructure as code.</w:t>
       </w:r>
     </w:p>
     <w:p>
@@ -219,7 +227,7 @@
         <w:pStyle w:val="MyBulletStyle"/>
       </w:pPr>
       <w:r>
-        <w:t>Used Python for API-driven infrastructure automation, real-time systems, robotics, monitoring, and data analysis.</w:t>
+        <w:t>Mentor engineering teams on AI-augmented workflows and on integrating LLMs into CI/CD pipelines.</w:t>
       </w:r>
     </w:p>
     <w:p>
@@ -227,7 +235,7 @@
         <w:pStyle w:val="MyBulletStyle"/>
       </w:pPr>
       <w:r>
-        <w:t>Validate R &amp; D plans and results</w:t>
+        <w:t>Design and implement sensor arrays that monitor temperature and vibration in mechanical processes.</w:t>
       </w:r>
     </w:p>
     <w:p>
@@ -235,7 +243,15 @@
         <w:pStyle w:val="MyBulletStyle"/>
       </w:pPr>
       <w:r>
-        <w:t>3D modeling and CNC manufacturing</w:t>
+        <w:t>Predict equipment failure with AI analysis of out-of-spec temperature and vibration data.</w:t>
+      </w:r>
+    </w:p>
+    <w:p>
+      <w:pPr>
+        <w:pStyle w:val="MyBulletStyle"/>
+      </w:pPr>
+      <w:r>
+        <w:t>Develop real-time monitoring systems in Python.</w:t>
       </w:r>
     </w:p>
     <w:p>
@@ -287,7 +303,7 @@
         <w:pStyle w:val="MyBulletStyle"/>
       </w:pPr>
       <w:r>
-        <w:t>architect and develop an internal ML/AI Software Development Co-Pilot trained on internal code repos to reduce code "re-invention" and time/effort</w:t>
+        <w:t>Architect and develop an internal ML/AI Software Development Co-Pilot trained on internal code repos to reduce code "re-invention" and time/effort</w:t>
       </w:r>
     </w:p>
     <w:p>
@@ -451,7 +467,7 @@
         <w:pStyle w:val="MyBulletStyle"/>
       </w:pPr>
       <w:r>
-        <w:t>Architected an internal ML/AI Software Development Co-Pilot trained on internal code repos to reduce code "re-invention" and time/effort</w:t>
+        <w:t>Architect an internal ML/AI Software Development Co-Pilot trained on internal code repos to reduce code "re-invention" and time/effort</w:t>
       </w:r>
     </w:p>
     <w:p>
@@ -486,7 +502,7 @@
         <w:pStyle w:val="MyBulletStyle"/>
       </w:pPr>
       <w:r>
-        <w:t>Direct and train a department of DevOps Engineers and SREs.</w:t>
+        <w:t>Direct and train a 4-engineer DevOps/SRE department.</w:t>
       </w:r>
     </w:p>
     <w:p>
@@ -494,7 +510,7 @@
         <w:pStyle w:val="MyBulletStyle"/>
       </w:pPr>
       <w:r>
-        <w:t>Train developers to follow DevOps &amp; CI/CD processes.</w:t>
+        <w:t>Take releases from Friday-only deploys to multiple deploys a day with CI/CD.</w:t>
       </w:r>
     </w:p>
     <w:p>
@@ -502,7 +518,39 @@
         <w:pStyle w:val="MyBulletStyle"/>
       </w:pPr>
       <w:r>
-        <w:t>Architect Hybrid-Cloud and Multi-Cloud infrastructure.</w:t>
+        <w:t>Keep the platform up through live sale events like Black Friday, and lead the response to outages, migrations, and security events.</w:t>
+      </w:r>
+    </w:p>
+    <w:p>
+      <w:pPr>
+        <w:pStyle w:val="MyBulletStyle"/>
+      </w:pPr>
+      <w:r>
+        <w:t>Build and maintain [Fargate] ECS, EKS, and Kubernetes clusters serving microservices across ~9 AWS accounts.</w:t>
+      </w:r>
+    </w:p>
+    <w:p>
+      <w:pPr>
+        <w:pStyle w:val="MyBulletStyle"/>
+      </w:pPr>
+      <w:r>
+        <w:t>Own AWS cost management, a role I took on because spend was growing too fast.</w:t>
+      </w:r>
+    </w:p>
+    <w:p>
+      <w:pPr>
+        <w:pStyle w:val="MyBulletStyle"/>
+      </w:pPr>
+      <w:r>
+        <w:t>Train developers to follow DevOps and CI/CD processes.</w:t>
+      </w:r>
+    </w:p>
+    <w:p>
+      <w:pPr>
+        <w:pStyle w:val="MyBulletStyle"/>
+      </w:pPr>
+      <w:r>
+        <w:t>Architect hybrid-cloud and multi-cloud infrastructure.</w:t>
       </w:r>
     </w:p>
     <w:p>
@@ -511,38 +559,6 @@
       </w:pPr>
       <w:r>
         <w:t>Set and enforce security practices.</w:t>
-      </w:r>
-    </w:p>
-    <w:p>
-      <w:pPr>
-        <w:pStyle w:val="MyBulletStyle"/>
-      </w:pPr>
-      <w:r>
-        <w:t>Develop tools and services in bash, Node.js, Python, and Go.</w:t>
-      </w:r>
-    </w:p>
-    <w:p>
-      <w:pPr>
-        <w:pStyle w:val="MyBulletStyle"/>
-      </w:pPr>
-      <w:r>
-        <w:t>Design, build, and deploy Docker containers, API Gateways.</w:t>
-      </w:r>
-    </w:p>
-    <w:p>
-      <w:pPr>
-        <w:pStyle w:val="MyBulletStyle"/>
-      </w:pPr>
-      <w:r>
-        <w:t>Automate and orchestrate infrastructure with Packer and Terraform.</w:t>
-      </w:r>
-    </w:p>
-    <w:p>
-      <w:pPr>
-        <w:pStyle w:val="MyBulletStyle"/>
-      </w:pPr>
-      <w:r>
-        <w:t>Built Python automation against cloud and service APIs for infrastructure operations.</w:t>
       </w:r>
     </w:p>
     <w:p>
@@ -577,7 +593,7 @@
         <w:pStyle w:val="MyBulletStyle"/>
       </w:pPr>
       <w:r>
-        <w:t>Orchestrate infrastructure with Packer, Terraform, Chef, and Ansible.</w:t>
+        <w:t>Lead a 3-engineer DevOps team.</w:t>
       </w:r>
     </w:p>
     <w:p>
@@ -585,7 +601,7 @@
         <w:pStyle w:val="MyBulletStyle"/>
       </w:pPr>
       <w:r>
-        <w:t>Build and maintain Kubernetes clusters serving microservices.</w:t>
+        <w:t>Cut server provisioning from days to minutes by replacing word-of-mouth procedures with Packer, Terraform, Chef, and Ansible.</w:t>
       </w:r>
     </w:p>
     <w:p>
@@ -593,7 +609,15 @@
         <w:pStyle w:val="MyBulletStyle"/>
       </w:pPr>
       <w:r>
-        <w:t>Develop tools in Python, Go, bash, awk, sed, CircuitPython, and Arduino.</w:t>
+        <w:t>Build and maintain 8 Kubernetes clusters (hundreds of nodes) serving microservices.</w:t>
+      </w:r>
+    </w:p>
+    <w:p>
+      <w:pPr>
+        <w:pStyle w:val="MyBulletStyle"/>
+      </w:pPr>
+      <w:r>
+        <w:t>Build custom Raspberry Pi images for thousands of IoT devices across ~10 client sites.</w:t>
       </w:r>
     </w:p>
     <w:p>
@@ -606,14 +630,6 @@
     </w:p>
     <w:p>
       <w:pPr>
-        <w:pStyle w:val="MyBulletStyle"/>
-      </w:pPr>
-      <w:r>
-        <w:t>Automated infrastructure and operational workflows with Python and PowerShell where Windows administration or executable documentation was required.</w:t>
-      </w:r>
-    </w:p>
-    <w:p>
-      <w:pPr>
         <w:pStyle w:val="MySectionStyle"/>
         <w:keepNext/>
       </w:pPr>
@@ -621,7 +637,7 @@
         <w:rPr>
           <w:b w:val="0"/>
         </w:rPr>
-        <w:t>Cox Media Group [Technology]</w:t>
+        <w:t>Cox Media Group</w:t>
       </w:r>
       <w:r>
         <w:t xml:space="preserve"> | </w:t>
@@ -644,7 +660,15 @@
         <w:pStyle w:val="MyBulletStyle"/>
       </w:pPr>
       <w:r>
-        <w:t>Develop mobile client and backend POCs.</w:t>
+        <w:t>Manage and deploy the mobile apps for 180 newspaper, TV, and radio stations.</w:t>
+      </w:r>
+    </w:p>
+    <w:p>
+      <w:pPr>
+        <w:pStyle w:val="MyBulletStyle"/>
+      </w:pPr>
+      <w:r>
+        <w:t>Lead mobile architecture and technical strategy.</w:t>
       </w:r>
     </w:p>
     <w:p>
@@ -660,7 +684,7 @@
         <w:pStyle w:val="MyBulletStyle"/>
       </w:pPr>
       <w:r>
-        <w:t>Develop and maintain original Open Source software projects.</w:t>
+        <w:t>Develop mobile client and backend proofs of concept.</w:t>
       </w:r>
     </w:p>
     <w:p>
@@ -668,15 +692,7 @@
         <w:pStyle w:val="MyBulletStyle"/>
       </w:pPr>
       <w:r>
-        <w:t>Automated Windows and cloud administration with PowerShell and Python rather than leaving manual GUI procedures undocumented.</w:t>
-      </w:r>
-    </w:p>
-    <w:p>
-      <w:pPr>
-        <w:pStyle w:val="MyBulletStyle"/>
-      </w:pPr>
-      <w:r>
-        <w:t>Integrated ServiceNow ticket/workflow data into CI/CD and operational analysis workflows.</w:t>
+        <w:t>Develop and maintain original open source software projects.</w:t>
       </w:r>
     </w:p>
     <w:p>
@@ -688,7 +704,7 @@
         <w:rPr>
           <w:b w:val="0"/>
         </w:rPr>
-        <w:t>Cox Media Group [Technology]</w:t>
+        <w:t>Cox Media Group</w:t>
       </w:r>
       <w:r>
         <w:t xml:space="preserve"> | </w:t>
@@ -711,7 +727,7 @@
         <w:pStyle w:val="MyBulletStyle"/>
       </w:pPr>
       <w:r>
-        <w:t>Co-Manage a ~30 developer team.</w:t>
+        <w:t>Co-manage a ~30-developer team.</w:t>
       </w:r>
     </w:p>
     <w:p>
@@ -735,7 +751,7 @@
         <w:pStyle w:val="MyBulletStyle"/>
       </w:pPr>
       <w:r>
-        <w:t>Workflow automation scripting.</w:t>
+        <w:t>Script workflow automation.</w:t>
       </w:r>
     </w:p>
     <w:p>
@@ -743,7 +759,7 @@
         <w:pStyle w:val="MyBulletStyle"/>
       </w:pPr>
       <w:r>
-        <w:t>Partnered with ServiceNow administrators to extract ticket/request data for analysis and process automation.</w:t>
+        <w:t>Partner with ServiceNow administrators to extract ticket and request data for analysis and process automation.</w:t>
       </w:r>
     </w:p>
     <w:p>
@@ -755,7 +771,7 @@
         <w:rPr>
           <w:b w:val="0"/>
         </w:rPr>
-        <w:t>Cox Media Group [Technology]</w:t>
+        <w:t>Cox Media Group</w:t>
       </w:r>
       <w:r>
         <w:t xml:space="preserve"> | </w:t>
@@ -794,7 +810,7 @@
         <w:pStyle w:val="MyBulletStyle"/>
       </w:pPr>
       <w:r>
-        <w:t>Workflow automation and config management.</w:t>
+        <w:t>Automate workflows and manage configuration.</w:t>
       </w:r>
     </w:p>
     <w:p>
@@ -806,7 +822,7 @@
         <w:rPr>
           <w:b w:val="0"/>
         </w:rPr>
-        <w:t>Cox Media Group (Atlanta Journal-Constitution)</w:t>
+        <w:t>Cox Media Group</w:t>
       </w:r>
       <w:r>
         <w:t xml:space="preserve"> | </w:t>
@@ -822,6 +838,15 @@
       </w:r>
       <w:r>
         <w:t xml:space="preserve"> (Jan 2007 - Jul 2008)</w:t>
+      </w:r>
+    </w:p>
+    <w:p>
+      <w:pPr>
+        <w:pStyle w:val="MySectionStyle"/>
+        <w:keepNext/>
+      </w:pPr>
+      <w:r>
+        <w:t>Atlanta Journal-Constitution</w:t>
       </w:r>
     </w:p>
     <w:p>
@@ -976,7 +1001,7 @@
         <w:t>Amazon Web Services</w:t>
       </w:r>
       <w:r>
-        <w:t>: CDK · CFN · EC2 · ECS · EKS · Fargate · EBS · ELB · RDS · S3 · SNS · SQS · IAM · VPC · SSM · Lambda · Route53 · CloudFront · CloudWatch · GuardDuty · DynamoDB · Auto Scaling</w:t>
+        <w:t>: EC2 · ECS · EKS · Fargate · RDS · S3 · IAM · VPC · Lambda · CloudWatch · DynamoDB</w:t>
       </w:r>
     </w:p>
     <w:p>
@@ -1004,7 +1029,7 @@
         <w:t>Observability/Monitoring</w:t>
       </w:r>
       <w:r>
-        <w:t>: Prometheus · Grafana · OpenTelemetry · OpenMetrics · OpenTracing · Nagios · Datadog · New Relic · Splunk · ELK; Elasticsearch, Logstash, Kibana</w:t>
+        <w:t>: Prometheus · Grafana · OpenTelemetry · OpenMetrics · Nagios · Datadog · New Relic · Splunk · ELK; Elasticsearch, Logstash, Kibana</w:t>
       </w:r>
     </w:p>
     <w:p>
@@ -1018,7 +1043,7 @@
         <w:t>Machine Learning, Artificial Intelligence</w:t>
       </w:r>
       <w:r>
-        <w:t>: Language Model · LLM · Neural Network · Transformer · GAN; Generative Adversarial Network · Computer Vision · NLP; Natural Language Processing · TensorFlow · PyTorch · Mojo · automatic1111 · oobabooga</w:t>
+        <w:t>: LLM · Computer Vision · TensorFlow · PyTorch</w:t>
       </w:r>
     </w:p>
     <w:p>
@@ -1046,7 +1071,7 @@
         <w:t>GNU/Linux and BSD Server Administration</w:t>
       </w:r>
       <w:r>
-        <w:t>: Linux · FreeBSD · OpenBSD · MacOS · Arch Linux, BTW · Debian · RHEL; Red Hat Enterprise Linux · CLI; Command Line Interface · SSH · Systemd; systemctl · System V; SysV Init · LSB; Linux Standard Base</w:t>
+        <w:t>: Linux · FreeBSD · OpenBSD · MacOS · Debian · RHEL; Red Hat Enterprise Linux · CLI; Command Line Interface · SSH · Systemd; systemctl · System V; SysV Init · LSB; Linux Standard Base</w:t>
       </w:r>
     </w:p>
     <w:p>
@@ -1089,34 +1114,6 @@
       </w:r>
       <w:r>
         <w:t>: ServiceNow workflow and catalog integration · ServiceNow data extraction for analysis · Microsoft SQL Server administration · Production database reliability</w:t>
-      </w:r>
-    </w:p>
-    <w:p>
-      <w:pPr>
-        <w:pStyle w:val="MySectionStyle"/>
-      </w:pPr>
-      <w:r>
-        <w:rPr>
-          <w:rStyle w:val="CustomLabel"/>
-        </w:rPr>
-        <w:t>Graphics</w:t>
-      </w:r>
-      <w:r>
-        <w:t>: Adobe Creative Suite · OpenSCAD · FreeCAD · Fusion 360</w:t>
-      </w:r>
-    </w:p>
-    <w:p>
-      <w:pPr>
-        <w:pStyle w:val="MySectionStyle"/>
-      </w:pPr>
-      <w:r>
-        <w:rPr>
-          <w:rStyle w:val="CustomLabel"/>
-        </w:rPr>
-        <w:t>Web Development</w:t>
-      </w:r>
-      <w:r>
-        <w:t>: HTML · CSS · JavaScript; ECMAScript · PHP</w:t>
       </w:r>
     </w:p>
     <w:p>

--- a/build/bruno.bronosky.resume.docx
+++ b/build/bruno.bronosky.resume.docx
@@ -969,11 +969,68 @@
     </w:p>
     <w:p>
       <w:pPr>
+        <w:pStyle w:val="MySectionStyle"/>
+        <w:keepNext/>
+      </w:pPr>
+      <w:r>
+        <w:rPr>
+          <w:b w:val="0"/>
+        </w:rPr>
+        <w:t>Independent Consulting</w:t>
+      </w:r>
+      <w:r>
+        <w:t xml:space="preserve"> | </w:t>
+      </w:r>
+      <w:r>
+        <w:rPr>
+          <w:rStyle w:val="CustomLabel"/>
+        </w:rPr>
+        <w:t>Industrial Controls / Automation Consultant</w:t>
+      </w:r>
+      <w:r>
+        <w:t xml:space="preserve"> | </w:t>
+      </w:r>
+      <w:r>
+        <w:t xml:space="preserve"> (Jan 2002 - Dec 2009)</w:t>
+      </w:r>
+    </w:p>
+    <w:p>
+      <w:pPr>
+        <w:pStyle w:val="MyBulletStyle"/>
+      </w:pPr>
+      <w:r>
+        <w:t>Programmed, commissioned, and troubleshot Allen-Bradley PLCs using RSLogix (ladder logic)</w:t>
+      </w:r>
+    </w:p>
+    <w:p>
+      <w:pPr>
+        <w:pStyle w:val="MyBulletStyle"/>
+      </w:pPr>
+      <w:r>
+        <w:t>Programmed AutomationDirect DirectLOGIC PLCs using DirectSOFT</w:t>
+      </w:r>
+    </w:p>
+    <w:p>
+      <w:pPr>
         <w:pStyle w:val="Heading1"/>
         <w:keepNext/>
       </w:pPr>
       <w:r>
         <w:t>Skills</w:t>
+      </w:r>
+    </w:p>
+    <w:p>
+      <w:pPr>
+        <w:pStyle w:val="MySectionStyle"/>
+      </w:pPr>
+      <w:r>
+        <w:rPr>
+          <w:rStyle w:val="CustomLabel"/>
+        </w:rPr>
+        <w:t>Industrial Controls</w:t>
+      </w:r>
+      <w:r>
+        <w:t>: Allen-Bradley PLCs · RSLogix · AutomationDirect DirectLOGIC · DirectSOFT · Ladder Logic · Industrial Controls</w:t>
       </w:r>
     </w:p>
     <w:p>
